--- a/menina_elefante/saidas/A_Menina_Elefante_V2_Parte_VI.docx
+++ b/menina_elefante/saidas/A_Menina_Elefante_V2_Parte_VI.docx
@@ -78,7 +78,20 @@
     </w:p>
     <w:p>
       <w:r>
-        <w:t xml:space="preserve">Não era mentira. Eu acreditava em cada palavra. Só que eu não sabia mais onde elas moravam.</w:t>
+        <w:t xml:space="preserve">De manhã, o Kousuke leu o texto no celular, de pé na cozinha, esperando o arroz. Leu até o fim, devagar, rolando a tela com o polegar. Depois pôs o celular na bancada, com a tela para baixo.</w:t>
+      </w:r>
+    </w:p>
+    <w:p>
+      <w:pPr>
+        <w:ind w:firstLine="0"/>
+      </w:pPr>
+      <w:r>
+        <w:t xml:space="preserve">— Bonito — disse.</w:t>
+      </w:r>
+    </w:p>
+    <w:p>
+      <w:r>
+        <w:t xml:space="preserve">Disse sem ironia nenhuma. Disse com a mesma cara com que, no tempo da praça da matriz, esperava o ônibus da faculdade encostado no poste. Eu esperei que ele dissesse mais alguma coisa. Ele abriu a panela de arroz e começou a servir as meninas.</w:t>
       </w:r>
     </w:p>
     <w:p>
@@ -254,7 +267,17 @@
     </w:p>
     <w:p>
       <w:r>
-        <w:t xml:space="preserve">Foi o ano em que eu marquei terapia. O ano em que eu disse a uma mulher desconhecida, numa tela, que a minha vida era simples e comum e que eu estava cansada. O ano em que a minha mãe me mandou, pelo celular, a foto de uma menina de franja reta segurando a barra do vestido.</w:t>
+        <w:t xml:space="preserve">Eu não marquei terapia por causa do dragão. Marquei por causa de uma porta.</w:t>
+      </w:r>
+    </w:p>
+    <w:p>
+      <w:r>
+        <w:t xml:space="preserve">Desde aquela madrugada de novembro, eu não conseguia tirar da cabeça a Ayumi parada no batente da cozinha, de pijama, com os braços cruzados de frio, esperando. E eu terminando de digitar a frase para o cliente. Ela tinha voltado para a cama sem dizer nada, e na manhã seguinte não tocou no assunto, e eu também não, e o assunto ficou morando entre nós duas, no café da manhã, no carro da escola, na hora do banho, como um móvel que ninguém tira do lugar. Numa noite de janeiro, depois de buscar as três na casa de uma amiga e ouvir a Ayumi dizer para a Tiemi, no banco de trás, "não chama a mamãe, ela está trabalhando", eu estacionei na garagem, fiquei um tempo com as mãos no volante e, antes de descer, procurei no celular uma terapeuta brasileira que atendesse online.</w:t>
+      </w:r>
+    </w:p>
+    <w:p>
+      <w:r>
+        <w:t xml:space="preserve">Foi o ano em que eu disse a uma mulher desconhecida, numa tela, que a minha vida era simples e comum e que eu estava cansada. O ano em que a minha mãe me mandou, pelo celular, a foto de uma menina de franja reta segurando a barra do vestido.</w:t>
       </w:r>
     </w:p>
     <w:p>
@@ -568,7 +591,41 @@
     </w:p>
     <w:p>
       <w:r>
-        <w:t xml:space="preserve">O Kousuke não perguntou por quê. Depois de quinze anos, ele tinha parado de perguntar por quê. Perguntou só a que horas tinha de sair de casa.</w:t>
+        <w:t xml:space="preserve">Só contei ao Kousuke depois de marcar. Ele não perguntou por quê. Depois de quase vinte anos, ele tinha parado de perguntar por quê. Perguntou só a que horas tinha de sair de casa.</w:t>
+      </w:r>
+    </w:p>
+    <w:p>
+      <w:r>
+        <w:t xml:space="preserve">No carro, a caminho, ele dirigiu calado. A Tiemi dormia na cadeirinha, de boca aberta, com o gorro rosa caído sobre um olho. Eu passei a primeira hora respondendo mensagens de clientes e a segunda falando sobre uma ideia nova, uma empresa só minha, que eu queria abrir naquele ano. Falei de nome, de logotipo, de sala comercial. Ele ouvia, com as duas mãos no volante, olhando a estrada.</w:t>
+      </w:r>
+    </w:p>
+    <w:p>
+      <w:pPr>
+        <w:ind w:firstLine="0"/>
+      </w:pPr>
+      <w:r>
+        <w:t xml:space="preserve">— E aí? — perguntei. — O que você acha?</w:t>
+      </w:r>
+    </w:p>
+    <w:p>
+      <w:pPr>
+        <w:ind w:firstLine="0"/>
+      </w:pPr>
+      <w:r>
+        <w:t xml:space="preserve">Ele demorou.</w:t>
+      </w:r>
+    </w:p>
+    <w:p>
+      <w:pPr>
+        <w:ind w:firstLine="0"/>
+      </w:pPr>
+      <w:r>
+        <w:t xml:space="preserve">— Acho que você já decidiu.</w:t>
+      </w:r>
+    </w:p>
+    <w:p>
+      <w:r>
+        <w:t xml:space="preserve">Ele disse sem raiva, do jeito que dizia o saldo da última linha da planilha. Eu olhei pela janela os campos passando, cinzentos de geada, e não disse mais nada até o campo de pouso.</w:t>
       </w:r>
     </w:p>
     <w:p>
@@ -791,42 +848,27 @@
     </w:p>
     <w:p>
       <w:r>
-        <w:t xml:space="preserve">Ela tinha visto o pai montando. O Kousuke tinha comprado um cubo para ele mesmo, sem motivo, numa loja de conveniência, e aprendido sozinho em poucos dias, com vídeos, anotando os movimentos num caderninho com a letra pequena de quem faz planilha. A Mity ficou olhando por cima do ombro dele, na mesa da sala, e no dia seguinte pediu um cubo também.</w:t>
+        <w:t xml:space="preserve">Ela tinha visto o pai montando. O Kousuke tinha comprado um cubo para ele mesmo, sem motivo, numa loja de conveniência, e aprendido sozinho em poucos dias, com vídeos, anotando os movimentos num caderninho com a letra pequena de quem faz planilha. A Mity ficou olhando por cima do ombro dele e, no dia seguinte, pediu um cubo também. Tentava depois da escola, no sofá, com a língua no canto da boca. Conseguia uma face, às vezes duas, e na terceira tudo desmontava. No fim da terceira semana, jogou o cubo na parede. O cubo quicou, rolou para baixo da televisão, e ela foi para o quarto e fechou a porta.</w:t>
       </w:r>
     </w:p>
     <w:p>
       <w:r>
-        <w:t xml:space="preserve">Ela tentava depois da escola, no sofá, com a língua de fora no canto da boca. Girava, girava, conseguia uma face, às vezes duas, e na terceira tudo desmontava. Ela bufava. Jogava o cubo nas almofadas. Pegava de novo. No fim da terceira semana, jogou o cubo na parede, e o cubo quicou e rolou para baixo da televisão, e ela foi para o quarto e fechou a porta.</w:t>
+        <w:t xml:space="preserve">Naquela noite, eu acordei às três da manhã e vi a luz da sala acesa.</w:t>
       </w:r>
     </w:p>
     <w:p>
       <w:r>
-        <w:t xml:space="preserve">Naquela noite, eu acordei às três da manhã para ir ao banheiro e vi a luz da sala acesa.</w:t>
+        <w:t xml:space="preserve">O Kousuke estava sentado no chão, de pijama, com o notebook aberto num vídeo sem som e o cubo da Mity nas mãos. Tinha resgatado o cubo de baixo da televisão. Girava devagar, conferia no vídeo, girava de novo. Eu fiquei na porta. Ele não me viu. Quando terminou, pôs o cubo montado em cima da mesa, no lugar exato onde a Mity sentava para tomar café, e foi dormir sem dizer nada.</w:t>
       </w:r>
     </w:p>
     <w:p>
       <w:r>
-        <w:t xml:space="preserve">O Kousuke estava sentado no chão, de pijama, com o notebook aberto num vídeo, sem som, e o cubo da Mity nas mãos. Tinha resgatado o cubo de baixo da televisão. Estava montando. Não o dele; o dela, o que ela tinha jogado na parede. Girava devagar, conferia no vídeo, girava de novo. Eu fiquei na porta. Ele não me viu.</w:t>
+        <w:t xml:space="preserve">De manhã, a Mity viu o cubo. Olhou para o pai, que fingia procurar o açúcar. Não disse nada. Desmontou o cubo inteiro, girando com força, e começou de novo. Em menos de uma semana, montava em um minuto. A Ayumi aprendeu depois, brigando com o cubo. A Tiemi, com dois anos, pediu um e montava no nível mais fácil, uma cor por vez, e levantava o cubo acima da cabeça gritando como quem ganhou uma copa do mundo.</w:t>
       </w:r>
     </w:p>
     <w:p>
       <w:r>
-        <w:t xml:space="preserve">Quando terminou, pôs o cubo montado em cima da mesa da sala, no lugar exato onde a Mity sentava para tomar café, e foi dormir sem dizer nada.</w:t>
-      </w:r>
-    </w:p>
-    <w:p>
-      <w:r>
-        <w:t xml:space="preserve">De manhã, a Mity viu o cubo. Olhou para ele um tempo. Olhou para o pai, que estava na cozinha fingindo que procurava o açúcar. Não disse nada. Desmontou o cubo inteiro, girando com força, e começou de novo.</w:t>
-      </w:r>
-    </w:p>
-    <w:p>
-      <w:r>
-        <w:t xml:space="preserve">Em menos de uma semana, ela montava em um minuto. Depois em menos. A Ayumi, vendo a irmã, quis aprender também, e aprendeu, depois de muito brigar com o cubo. A Tiemi, vendo as duas, pediu um. Ela tinha dois anos e montava no nível mais fácil de todos, o de criança pequena, uma cor por vez, e cada vez que terminava levantava o cubo acima da cabeça e gritava, como quem ganhou uma copa do mundo.</w:t>
-      </w:r>
-    </w:p>
-    <w:p>
-      <w:r>
-        <w:t xml:space="preserve">Eu assisti a tudo isso da porta. Era a única coisa da casa que eu assistia inteira naquele ano.</w:t>
+        <w:t xml:space="preserve">Eu assisti a tudo da porta. Foi a única coisa daquela casa que eu assisti inteira naquele ano.</w:t>
       </w:r>
     </w:p>
     <w:p>
@@ -849,12 +891,17 @@
     </w:p>
     <w:p>
       <w:r>
-        <w:t xml:space="preserve">Oito países. Cursos, imersões, eventos, gente nova, cidades que eu nunca tinha imaginado conhecer. O começo de uma empresa nova. Metas tomando forma, sonhos ganhando corpo, fotos bonitas em todos os lugares. E, por trás das fotos, uma casa em que o Kousuke e eu tínhamos voltado a ser sócios, só que agora sócios cansados, que não tinham mais nem assunto de trabalho para conversar no jantar, porque o assunto era tanto que já estava tudo combinado por mensagem.</w:t>
+        <w:t xml:space="preserve">Oito países. Cursos, imersões, eventos, fotos bonitas em todos os lugares. E uma empresa nova, só minha, que eu comecei a montar no meio do ano, sem pedir licença a ninguém, com a mesma certeza com que tinha comprado o curso de oito mil reais às duas da manhã. Quando eu quero, eu quero. E agora.</w:t>
       </w:r>
     </w:p>
     <w:p>
       <w:r>
-        <w:t xml:space="preserve">Não houve uma briga grande. Houve muitas pequenas, feitas daquela matéria que eu conhecia desde o recado da estatística. Eu tinha razão. Eu sempre tinha razão. Eu sabia exatamente o que ele devia fazer, como devia fazer, quando. Quando ele discordava, eu não ouvia; esperava ele terminar para dizer de novo o que eu já tinha dito. Eu, que tinha passado a terapia inteira descobrindo o quanto eu carregava todo mundo, ainda não tinha descoberto o quanto eu pesava em cima de quem estava do meu lado.</w:t>
+        <w:t xml:space="preserve">Em outubro, eu assinei o contrato de aluguel de uma sala comercial para essa empresa. Uma sala pequena, clara, no segundo andar de um prédio perto da estação. Assinei numa terça-feira, com o carimbo que eu tinha finalmente aprendido a usar, e deixei a cópia do contrato no porta-luvas do carro, porque ia contar ao Kousuke no fim de semana, quando tivesse tempo.</w:t>
+      </w:r>
+    </w:p>
+    <w:p>
+      <w:r>
+        <w:t xml:space="preserve">Ele achou o contrato na quinta, procurando o recibo do pedágio.</w:t>
       </w:r>
     </w:p>
     <w:p>
@@ -872,22 +919,242 @@
         <w:ind w:firstLine="0"/>
       </w:pPr>
       <w:r>
-        <w:t xml:space="preserve">Em novembro, eu fui ao Brasil para um curso, sozinha.</w:t>
+        <w:t xml:space="preserve">Eu estava na cozinha quando ele entrou com o papel na mão. As meninas dormiam. A louça do jantar estava na pia, esperando. Ele pôs o contrato em cima da mesa, alisou a dobra com a palma da mão, e ficou de pé, olhando para ele.</w:t>
+      </w:r>
+    </w:p>
+    <w:p>
+      <w:pPr>
+        <w:ind w:firstLine="0"/>
+      </w:pPr>
+      <w:r>
+        <w:t xml:space="preserve">— Quando você ia me contar?</w:t>
+      </w:r>
+    </w:p>
+    <w:p>
+      <w:pPr>
+        <w:ind w:firstLine="0"/>
+      </w:pPr>
+      <w:r>
+        <w:t xml:space="preserve">— No sábado.</w:t>
+      </w:r>
+    </w:p>
+    <w:p>
+      <w:pPr>
+        <w:ind w:firstLine="0"/>
+      </w:pPr>
+      <w:r>
+        <w:t xml:space="preserve">— Você assinou na terça.</w:t>
+      </w:r>
+    </w:p>
+    <w:p>
+      <w:pPr>
+        <w:ind w:firstLine="0"/>
+      </w:pPr>
+      <w:r>
+        <w:t xml:space="preserve">— Eu estava sem tempo, Kousuke. Você sabe como foi a semana.</w:t>
+      </w:r>
+    </w:p>
+    <w:p>
+      <w:pPr>
+        <w:ind w:firstLine="0"/>
+      </w:pPr>
+      <w:r>
+        <w:t xml:space="preserve">— Eu sei como foi a semana. Eu estava nela.</w:t>
       </w:r>
     </w:p>
     <w:p>
       <w:r>
-        <w:t xml:space="preserve">Uma amiga da igreja, a Lê, ficou com as meninas. O Kousuke disse que tudo bem, com a mesma voz com que dizia "tudo bem" no tempo do "então escolhe". Eu embarquei com a sensação de quem sai de casa brigada e finge que não.</w:t>
+        <w:t xml:space="preserve">Eu comecei a explicar. Tinha a explicação pronta, como sempre: o preço bom, a localização, o prazo curto, a oportunidade que não ia esperar, a planilha que eu mesma tinha feito e que fechava. Falei sem parar, com a voz subindo, do jeito que eu falava no tempo do recado de estatística. Ele deixou eu falar. Sempre deixava.</w:t>
+      </w:r>
+    </w:p>
+    <w:p>
+      <w:pPr>
+        <w:ind w:firstLine="0"/>
+      </w:pPr>
+      <w:r>
+        <w:t xml:space="preserve">Quando eu parei, ele não respondeu nada sobre a sala.</w:t>
+      </w:r>
+    </w:p>
+    <w:p>
+      <w:pPr>
+        <w:ind w:firstLine="0"/>
+      </w:pPr>
+      <w:r>
+        <w:t xml:space="preserve">— Sabe o que eu fiz a vida inteira, Lu?</w:t>
+      </w:r>
+    </w:p>
+    <w:p>
+      <w:pPr>
+        <w:ind w:firstLine="0"/>
+      </w:pPr>
+      <w:r>
+        <w:t xml:space="preserve">Eu não respondi.</w:t>
+      </w:r>
+    </w:p>
+    <w:p>
+      <w:pPr>
+        <w:ind w:firstLine="0"/>
+      </w:pPr>
+      <w:r>
+        <w:t xml:space="preserve">— Andei dez passos atrás de você. — Ele disse devagar, sem levantar a voz. — Desde a praça da matriz. Você ia na frente, sozinha, e eu ia atrás, para você não andar sozinha. E eu achava bonito. Eu achava que era isso que eu tinha que fazer.</w:t>
+      </w:r>
+    </w:p>
+    <w:p>
+      <w:pPr>
+        <w:ind w:firstLine="0"/>
+      </w:pPr>
+      <w:r>
+        <w:t xml:space="preserve">— E não era?</w:t>
+      </w:r>
+    </w:p>
+    <w:p>
+      <w:pPr>
+        <w:ind w:firstLine="0"/>
+      </w:pPr>
+      <w:r>
+        <w:t xml:space="preserve">— Eu cansei, Lu. — Ele pôs as duas mãos na mesa, dos dois lados do contrato. — Eu cansei de andar atrás. Eu queria andar do lado. Você não deixa. Você nunca deixou ninguém fazer nada por você. Nem eu.</w:t>
       </w:r>
     </w:p>
     <w:p>
       <w:r>
-        <w:t xml:space="preserve">No último fim de semana, eu fui para a casa da minha mãe.</w:t>
+        <w:t xml:space="preserve">Eu abri a boca e a resposta que saiu foi a errada. Saiu a lista. O que eu tinha feito, por quem, quando. O pai, a mãe, as meninas, a fábrica, a empresa, os clientes às duas da manhã. Eu listei tudo, com os dedos, como quem apresenta prova num tribunal.</w:t>
       </w:r>
     </w:p>
     <w:p>
       <w:r>
-        <w:t xml:space="preserve">Ela estava na cozinha, de avental, fazendo nishime numa panela grande, e o Marcos estava sentado à mesa, tomando café, com a mesma cara de quando era menino e esperava o pudim. Eu cheguei falando. Falei do curso, das coisas que eu tinha aprendido, das coisas que eu ia mudar, do que o Kousuke devia entender, do que o Kousuke não entendia, do que eu tinha feito e ele não. Falei por uns vinte minutos, sem parar, enquanto minha mãe mexia a panela e o Marcos mexia o café.</w:t>
+        <w:t xml:space="preserve">Ele ouviu até o fim. Depois pegou um travesseiro no quarto e foi dormir no sofá.</w:t>
+      </w:r>
+    </w:p>
+    <w:p>
+      <w:r>
+        <w:t xml:space="preserve">Nas semanas seguintes, a gente continuou trabalhando junto. Continuou respondendo cliente, levando as meninas na escola, jantando na mesma mesa. Mas falava só o necessário, pelo celular, mesmo estando na mesma casa. Em novembro, eu comprei uma passagem para o Brasil, para um curso de uma semana em São Paulo. Contei a ele depois de comprar. Ele disse "tudo bem", com a mesma voz com que tinha dito "tudo bem" no tempo do "então escolhe". Uma amiga da igreja, a Lê, ficou com as meninas.</w:t>
+      </w:r>
+    </w:p>
+    <w:p>
+      <w:r>
+        <w:t xml:space="preserve">Eu embarquei com a sensação de quem sai de casa brigada e finge que está só viajando. Não pensei, na hora, que já tinha feito aquilo uma vez, no estacionamento de um supermercado, com duas meninas dormindo no banco de trás.</w:t>
+      </w:r>
+    </w:p>
+    <w:p>
+      <w:pPr>
+        <w:spacing w:before="240" w:after="240"/>
+        <w:ind w:firstLine="0"/>
+        <w:jc w:val="center"/>
+      </w:pPr>
+      <w:r>
+        <w:t xml:space="preserve">*</w:t>
+      </w:r>
+    </w:p>
+    <w:p>
+      <w:pPr>
+        <w:ind w:firstLine="0"/>
+      </w:pPr>
+      <w:r>
+        <w:t xml:space="preserve">No sábado depois do curso, fui ver meu pai.</w:t>
+      </w:r>
+    </w:p>
+    <w:p>
+      <w:r>
+        <w:t xml:space="preserve">Ele morava sozinho num apartamento pequeno, no térreo, com uma janela que dava para uma árvore e não para a parede de outro prédio. Tinha setenta e poucos anos, o cabelo todo branco, ainda penteado de lado, os óculos de sempre, a camisa com um botão a mais aberto. Abriu a porta e ficou me olhando, como no dia em que acordou na UTI, como quem confere se aquilo é mesmo quem ele acha que é.</w:t>
+      </w:r>
+    </w:p>
+    <w:p>
+      <w:r>
+        <w:t xml:space="preserve">Na estante da sala, entre uns porta-retratos e um rádio de pilha, estava a caneca branca de asa colada.</w:t>
+      </w:r>
+    </w:p>
+    <w:p>
+      <w:pPr>
+        <w:ind w:firstLine="0"/>
+      </w:pPr>
+      <w:r>
+        <w:t xml:space="preserve">— O senhor ainda tem isso?</w:t>
+      </w:r>
+    </w:p>
+    <w:p>
+      <w:pPr>
+        <w:ind w:firstLine="0"/>
+      </w:pPr>
+      <w:r>
+        <w:t xml:space="preserve">— Colei de novo umas duas vezes. — Ele pegou a caneca e virou, mostrando as marcas amarelas da cola na asa. — Sua mãe queria jogar fora. Eu não deixei.</w:t>
+      </w:r>
+    </w:p>
+    <w:p>
+      <w:r>
+        <w:t xml:space="preserve">Ele fez café e me serviu na caneca. Depois pegou o celular, pôs os óculos na ponta do nariz e, com o dedo indicador, devagar, procurou alguma coisa. Me mostrou. Era o vídeo do bungee de Gifu, que eu tinha postado dois anos antes: eu de macacão vermelho, caindo e gritando.</w:t>
+      </w:r>
+    </w:p>
+    <w:p>
+      <w:pPr>
+        <w:ind w:firstLine="0"/>
+      </w:pPr>
+      <w:r>
+        <w:t xml:space="preserve">— Eu vejo isso de vez em quando — disse ele. — Você grita o tempo inteiro.</w:t>
+      </w:r>
+    </w:p>
+    <w:p>
+      <w:pPr>
+        <w:ind w:firstLine="0"/>
+      </w:pPr>
+      <w:r>
+        <w:t xml:space="preserve">— Grito.</w:t>
+      </w:r>
+    </w:p>
+    <w:p>
+      <w:pPr>
+        <w:ind w:firstLine="0"/>
+      </w:pPr>
+      <w:r>
+        <w:t xml:space="preserve">— Puxou a minha mãe. — Ele riu com os ombros, sem som, do jeito de sempre. — Ela também não parava de gritar quando ficava brava.</w:t>
+      </w:r>
+    </w:p>
+    <w:p>
+      <w:r>
+        <w:t xml:space="preserve">Eu ri também. Depois ele perguntou do Kousuke, e eu disse que estava tudo ótimo. Ele ficou me olhando por cima dos óculos um tempo, com a caneca na mão.</w:t>
+      </w:r>
+    </w:p>
+    <w:p>
+      <w:pPr>
+        <w:ind w:firstLine="0"/>
+      </w:pPr>
+      <w:r>
+        <w:t xml:space="preserve">— Filha. Eu passei trinta dias num monte. — Pôs a caneca na mesinha. — Lá ninguém dizia que estava tudo ótimo.</w:t>
+      </w:r>
+    </w:p>
+    <w:p>
+      <w:r>
+        <w:t xml:space="preserve">Eu não respondi. Ele também não disse mais nada sobre isso. Na saída, na porta, me deu um abraço curto, meio de lado, e disse para eu passar na casa da minha mãe antes de voltar.</w:t>
+      </w:r>
+    </w:p>
+    <w:p>
+      <w:pPr>
+        <w:ind w:firstLine="0"/>
+      </w:pPr>
+      <w:r>
+        <w:t xml:space="preserve">— E deixa ela falar — disse. — Você nunca deixa ninguém falar.</w:t>
+      </w:r>
+    </w:p>
+    <w:p>
+      <w:pPr>
+        <w:spacing w:before="240" w:after="240"/>
+        <w:ind w:firstLine="0"/>
+        <w:jc w:val="center"/>
+      </w:pPr>
+      <w:r>
+        <w:t xml:space="preserve">*</w:t>
+      </w:r>
+    </w:p>
+    <w:p>
+      <w:pPr>
+        <w:ind w:firstLine="0"/>
+      </w:pPr>
+      <w:r>
+        <w:t xml:space="preserve">Minha mãe estava na cozinha, de avental, fazendo nishime numa panela grande. O Marcos estava sentado à mesa, tomando café, com a mesma cara de quando era menino e esperava o pudim.</w:t>
+      </w:r>
+    </w:p>
+    <w:p>
+      <w:r>
+        <w:t xml:space="preserve">Eu cheguei falando. Falei do curso, das coisas que eu ia mudar, do que o Kousuke devia entender, do que o Kousuke não entendia, da sala, do contrato, do travesseiro no sofá. Falei vinte minutos sem parar, enquanto minha mãe mexia a panela e o Marcos mexia o café.</w:t>
       </w:r>
     </w:p>
     <w:p>
@@ -908,14 +1175,6 @@
         <w:ind w:firstLine="0"/>
       </w:pPr>
       <w:r>
-        <w:t xml:space="preserve">Eu ri.</w:t>
-      </w:r>
-    </w:p>
-    <w:p>
-      <w:pPr>
-        <w:ind w:firstLine="0"/>
-      </w:pPr>
-      <w:r>
         <w:t xml:space="preserve">— Eu erro. Todo mundo erra.</w:t>
       </w:r>
     </w:p>
@@ -924,12 +1183,12 @@
         <w:ind w:firstLine="0"/>
       </w:pPr>
       <w:r>
-        <w:t xml:space="preserve">— Não. Estou falando sério. — Ele não estava rindo. — Você fala do Kousuke há vinte minutos. Você não falou uma vez de você.</w:t>
+        <w:t xml:space="preserve">— Você falou do Kousuke vinte minutos. Não falou uma vez de você.</w:t>
       </w:r>
     </w:p>
     <w:p>
       <w:r>
-        <w:t xml:space="preserve">Eu olhei para a minha mãe, esperando que ela me defendesse. Ela continuou mexendo a panela. Depois tirou a colher de pau, bateu duas vezes na borda, tampou a panela e se virou para mim, enxugando as mãos no avental, com a mesma cara com que olhava um número errado numa ficha.</w:t>
+        <w:t xml:space="preserve">Eu olhei para a minha mãe, esperando que ela me defendesse. Ela tampou a panela, bateu a colher de pau duas vezes na borda, enxugou as mãos no avental e sentou do outro lado da mesa.</w:t>
       </w:r>
     </w:p>
     <w:p>
@@ -937,7 +1196,7 @@
         <w:ind w:firstLine="0"/>
       </w:pPr>
       <w:r>
-        <w:t xml:space="preserve">— Filha. Você é orgulhosa.</w:t>
+        <w:t xml:space="preserve">— Filha. Lembra do hospital, lá no Japão? Do dia da cirurgia?</w:t>
       </w:r>
     </w:p>
     <w:p>
@@ -945,7 +1204,7 @@
         <w:ind w:firstLine="0"/>
       </w:pPr>
       <w:r>
-        <w:t xml:space="preserve">— Mãe…</w:t>
+        <w:t xml:space="preserve">— Lembro.</w:t>
       </w:r>
     </w:p>
     <w:p>
@@ -953,22 +1212,75 @@
         <w:ind w:firstLine="0"/>
       </w:pPr>
       <w:r>
-        <w:t xml:space="preserve">— Você é igualzinha a mim. — Ela disse sem raiva, quase com carinho. — Eu também sou. Seu pai também é. Pessoa orgulhosa acha que está se protegendo, e só está se escondendo.</w:t>
+        <w:t xml:space="preserve">— Você me disse que tinha sido tudo ótimo.</w:t>
       </w:r>
     </w:p>
     <w:p>
       <w:r>
-        <w:t xml:space="preserve">Eu quis responder. Tinha a resposta pronta, como sempre. Abri a boca, e o que saiu não foi a resposta.</w:t>
+        <w:t xml:space="preserve">Eu senti o chão da cozinha inclinar, como o pátio do pré.</w:t>
+      </w:r>
+    </w:p>
+    <w:p>
+      <w:pPr>
+        <w:ind w:firstLine="0"/>
+      </w:pPr>
+      <w:r>
+        <w:t xml:space="preserve">— A senhora lembra disso?</w:t>
+      </w:r>
+    </w:p>
+    <w:p>
+      <w:pPr>
+        <w:ind w:firstLine="0"/>
+      </w:pPr>
+      <w:r>
+        <w:t xml:space="preserve">— Naquela noite, o médico passou no quarto e falou com a enfermeira do lado da minha cama, achando que eu estava dormindo. — Ela disse sem mágoa, arrumando a toalha da mesa com a mão, como quem alisa um lençol. — Japonês eu entendo mais do que vocês pensam. Cresci ouvindo minha mãe brigar com meu pai nessa língua.</w:t>
+      </w:r>
+    </w:p>
+    <w:p>
+      <w:pPr>
+        <w:ind w:firstLine="0"/>
+      </w:pPr>
+      <w:r>
+        <w:t xml:space="preserve">— A senhora sabia?</w:t>
+      </w:r>
+    </w:p>
+    <w:p>
+      <w:pPr>
+        <w:ind w:firstLine="0"/>
+      </w:pPr>
+      <w:r>
+        <w:t xml:space="preserve">— Mãe sabe.</w:t>
+      </w:r>
+    </w:p>
+    <w:p>
+      <w:pPr>
+        <w:ind w:firstLine="0"/>
+      </w:pPr>
+      <w:r>
+        <w:t xml:space="preserve">— E por que a senhora não disse nada?</w:t>
+      </w:r>
+    </w:p>
+    <w:p>
+      <w:pPr>
+        <w:ind w:firstLine="0"/>
+      </w:pPr>
+      <w:r>
+        <w:t xml:space="preserve">— Porque você precisava que tivesse sido ótimo. E eu também. — Ela deu de ombros. — Você é orgulhosa, filha. Igualzinha a mim. Pessoa orgulhosa acha que está se protegendo, e só está se escondendo.</w:t>
       </w:r>
     </w:p>
     <w:p>
       <w:r>
-        <w:t xml:space="preserve">Foi um choro. O choro que eu não tinha tido na sala do infarto, no corredor do hospital, no banheiro do tablet, no estacionamento do aeroporto. Veio de uma vez, sentada na cozinha da minha mãe, com o cheiro do nishime, na frente do meu irmão, que não sabia o que fazer com as mãos e acabou pondo uma delas no meu ombro, desajeitado, como o Kousuke tinha feito no futon do primeiro Japão.</w:t>
+        <w:t xml:space="preserve">Eu quis responder. Tinha a resposta pronta. Abri a boca e o que saiu foi o choro.</w:t>
       </w:r>
     </w:p>
     <w:p>
       <w:r>
-        <w:t xml:space="preserve">Minha mãe não me abraçou. Pôs uma xícara de café na minha frente, com açúcar, do jeito que eu tomava aos quinze anos, e sentou do outro lado da mesa.</w:t>
+        <w:t xml:space="preserve">O choro que eu não tinha tido na sala do infarto, no corredor do pronto-socorro, no banheiro do hospital japonês, no estacionamento do aeroporto. Veio de uma vez, sentada na cozinha da minha mãe, com o cheiro do nishime, na frente do meu irmão, que não sabia o que fazer com as mãos e acabou pondo uma delas no meu ombro, desajeitado, pesada, do jeito que o Kousuke punha a mão nas minhas costas no futon do primeiro Japão.</w:t>
+      </w:r>
+    </w:p>
+    <w:p>
+      <w:r>
+        <w:t xml:space="preserve">Minha mãe não me abraçou. Pôs uma xícara de café na minha frente, com açúcar, do jeito que eu tomava aos quinze anos, e ficou sentada do outro lado da mesa, olhando para mim com aquela cara do hospital.</w:t>
       </w:r>
     </w:p>
     <w:p>
@@ -986,27 +1298,22 @@
         <w:ind w:firstLine="0"/>
       </w:pPr>
       <w:r>
-        <w:t xml:space="preserve">Eu voltei para o Japão na semana do Natal.</w:t>
+        <w:t xml:space="preserve">Voltei para o Japão na semana do Natal.</w:t>
       </w:r>
     </w:p>
     <w:p>
       <w:r>
-        <w:t xml:space="preserve">No avião, não dormi. Fiquei olhando o mapa na telinha, o aviãozinho branco atravessando o oceano devagar, e pensando no que eu ia dizer. Tinha feito isso a vida inteira: ensaiar. Ensaiar a primeira frase para a porta automática. Ensaiar a briga na véspera do carregador. Ensaiar o que dizer ao médico. Dessa vez, eu ensaiava e desmontava, como a Mity com o cubo, e começava de novo.</w:t>
+        <w:t xml:space="preserve">No avião, não dormi. Fiquei olhando o aviãozinho branco atravessar o oceano na telinha e ensaiando o que ia dizer. Ensaiava e desmontava, como a Mity com o cubo, e começava de novo.</w:t>
       </w:r>
     </w:p>
     <w:p>
       <w:r>
-        <w:t xml:space="preserve">No saguão de desembarque do aeroporto de Chūbu, tinha uma árvore de Natal enorme, com luzes brancas e bolas douradas, e um coral de crianças japonesas cantando uma música natalina em inglês.</w:t>
+        <w:t xml:space="preserve">No saguão de desembarque do aeroporto de Chūbu tinha uma árvore de Natal enorme, com luzes brancas, e um coral de crianças japonesas cantando uma música natalina em inglês. Eles estavam do lado da árvore. O Kousuke, com a Tiemi no colo, a franja nos olhos. A Mity e a Ayumi, de casaco, cada uma com um papel escrito MAMÃE, cada letra de uma cor.</w:t>
       </w:r>
     </w:p>
     <w:p>
       <w:r>
-        <w:t xml:space="preserve">Eles estavam do lado da árvore. O Kousuke, com a Tiemi no colo, a franja nos olhos. A Mity e a Ayumi, de casaco, cada uma com um papel na mão escrito "MAMÃE", com canetinha, cada letra de uma cor.</w:t>
-      </w:r>
-    </w:p>
-    <w:p>
-      <w:r>
-        <w:t xml:space="preserve">Eu empurrei o carrinho da mala até eles, e parei na frente do Kousuke, e todo o ensaio foi embora.</w:t>
+        <w:t xml:space="preserve">Eu empurrei o carrinho da mala até ele e parei. Todo o ensaio foi embora.</w:t>
       </w:r>
     </w:p>
     <w:p>
@@ -1030,17 +1337,30 @@
         <w:ind w:firstLine="0"/>
       </w:pPr>
       <w:r>
-        <w:t xml:space="preserve">— Eu errei, Momo. Não tem desculpa. Não foi o cansaço, não foi você, não foi o trabalho. Eu errei.</w:t>
+        <w:t xml:space="preserve">— Eu errei, Momo. Não tem desculpa. Não foi o cansaço, não foi o trabalho. Eu errei.</w:t>
       </w:r>
     </w:p>
     <w:p>
       <w:r>
-        <w:t xml:space="preserve">Ele não disse nada. Pôs a Tiemi no chão, com cuidado, e ela correu para as irmãs. Depois estendeu a mão para mim, a mão aberta, a mesma que tinha segurado o guarda-chuva na praça da matriz e o braço da poltrona do avião em Paris.</w:t>
+        <w:t xml:space="preserve">Ele pôs a Tiemi no chão, com cuidado, e ela correu para as irmãs. Ficou um tempo quieto, com as mãos vazias.</w:t>
+      </w:r>
+    </w:p>
+    <w:p>
+      <w:pPr>
+        <w:ind w:firstLine="0"/>
+      </w:pPr>
+      <w:r>
+        <w:t xml:space="preserve">— Eu também — disse ele. — Eu fiquei quieto tempo demais. Eu achei que ficar quieto era ficar.</w:t>
       </w:r>
     </w:p>
     <w:p>
       <w:r>
-        <w:t xml:space="preserve">Eu segurei. E, pela primeira vez em muito tempo, não apertei para conferir se estava lá.</w:t>
+        <w:t xml:space="preserve">Depois estendeu a mão aberta, a mesma do guarda-chuva na praça da matriz e do braço da poltrona do avião em Paris. Eu segurei. Não apertei para conferir se estava lá.</w:t>
+      </w:r>
+    </w:p>
+    <w:p>
+      <w:r>
+        <w:t xml:space="preserve">As meninas foram na frente, correndo, com os papéis na mão. A gente foi atrás delas, empurrando o carrinho da mala, os dois no mesmo passo, e a porta automática do saguão abriu para nós dois ao mesmo tempo.</w:t>
       </w:r>
     </w:p>
     <w:p>
@@ -1189,12 +1509,25 @@
     </w:p>
     <w:p>
       <w:r>
-        <w:t xml:space="preserve">Quando os homens entraram, sujos, cansados, de barba por fazer, com as mochilas nas costas, o salão inteiro levantou. Eu vi o Kousuke procurar alguma coisa com os olhos, por cima das cabeças. Viu o cartaz. Viu as três. E, por cima delas, me viu, lá atrás, encostada na parede. Não acenou. Ficou me olhando um segundo a mais, do jeito que ele olhava na praça da matriz, embaixo do toldo da farmácia, com o guarda-chuva aberto.</w:t>
+        <w:t xml:space="preserve">Quando os homens entraram, sujos, cansados, de barba por fazer, com as mochilas nas costas, o salão inteiro levantou. Eu vi o Kousuke procurar alguma coisa com os olhos, por cima das cabeças. Viu o cartaz. Viu as três. E, por cima delas, me viu, lá atrás, encostada na parede, com os braços cheios de garrafinhas de água.</w:t>
       </w:r>
     </w:p>
     <w:p>
       <w:r>
-        <w:t xml:space="preserve">Eu tinha passado anos esperando que ele fosse embora, para confirmar alguma coisa sobre mim. Naquele salão, com os braços cheios de garrafinhas de água, levantei uma delas no ar, como quem levanta um copo num almoço de família, e ele riu de longe.</w:t>
+        <w:t xml:space="preserve">Ele não foi até as meninas primeiro. Atravessou o salão, desviando das cadeiras, dos balões, das outras famílias, com a mochila ainda nas costas, e parou na minha frente. Cheirava a mato e a quatro dias sem banho. Tirou duas garrafinhas dos meus braços, depois mais uma, até eu ficar com as mãos livres.</w:t>
+      </w:r>
+    </w:p>
+    <w:p>
+      <w:pPr>
+        <w:ind w:firstLine="0"/>
+      </w:pPr>
+      <w:r>
+        <w:t xml:space="preserve">— Vem pra frente — disse.</w:t>
+      </w:r>
+    </w:p>
+    <w:p>
+      <w:r>
+        <w:t xml:space="preserve">Eu fui. A gente atravessou o salão de volta, os dois lado a lado, e parou atrás das meninas, que ainda seguravam o cartaz no alto, com os braços tremendo de cansaço. A Ayumi olhou para trás, viu nós dois juntos, e levantou o cartaz um pouco mais.</w:t>
       </w:r>
     </w:p>
     <w:p>

--- a/menina_elefante/saidas/A_Menina_Elefante_V2_Parte_VI.docx
+++ b/menina_elefante/saidas/A_Menina_Elefante_V2_Parte_VI.docx
@@ -848,27 +848,77 @@
     </w:p>
     <w:p>
       <w:r>
-        <w:t xml:space="preserve">Ela tinha visto o pai montando. O Kousuke tinha comprado um cubo para ele mesmo, sem motivo, numa loja de conveniência, e aprendido sozinho em poucos dias, com vídeos, anotando os movimentos num caderninho com a letra pequena de quem faz planilha. A Mity ficou olhando por cima do ombro dele e, no dia seguinte, pediu um cubo também. Tentava depois da escola, no sofá, com a língua no canto da boca. Conseguia uma face, às vezes duas, e na terceira tudo desmontava. No fim da terceira semana, jogou o cubo na parede. O cubo quicou, rolou para baixo da televisão, e ela foi para o quarto e fechou a porta.</w:t>
+        <w:t xml:space="preserve">Ela tinha visto o pai montando. O Kousuke tinha comprado um cubo para ele mesmo, sem motivo, numa loja de conveniência, e aprendido em poucos dias, com vídeos, anotando os movimentos num caderninho com a letra pequena de quem faz planilha. A Mity ficou olhando por cima do ombro dele e, no dia seguinte, pediu um cubo também. Tentava depois da escola, no sofá, com a língua no canto da boca. Conseguia uma face, às vezes duas, e na terceira tudo desmontava. O pai explicava de novo, com paciência, e ela bufava. No fim da terceira semana, jogou o cubo nas almofadas e disse que aquilo era impossível, que só o pai conseguia, que ela nunca ia conseguir.</w:t>
+      </w:r>
+    </w:p>
+    <w:p>
+      <w:pPr>
+        <w:ind w:firstLine="0"/>
+      </w:pPr>
+      <w:r>
+        <w:t xml:space="preserve">— Eu também vou aprender — eu disse.</w:t>
       </w:r>
     </w:p>
     <w:p>
       <w:r>
-        <w:t xml:space="preserve">Naquela noite, eu acordei às três da manhã e vi a luz da sala acesa.</w:t>
+        <w:t xml:space="preserve">Ela me olhou de lado, com aquela cara de pré-adolescente que eu tinha aprendido a temer.</w:t>
+      </w:r>
+    </w:p>
+    <w:p>
+      <w:pPr>
+        <w:ind w:firstLine="0"/>
+      </w:pPr>
+      <w:r>
+        <w:t xml:space="preserve">— Você, mãe?</w:t>
+      </w:r>
+    </w:p>
+    <w:p>
+      <w:pPr>
+        <w:ind w:firstLine="0"/>
+      </w:pPr>
+      <w:r>
+        <w:t xml:space="preserve">— Eu.</w:t>
       </w:r>
     </w:p>
     <w:p>
       <w:r>
-        <w:t xml:space="preserve">O Kousuke estava sentado no chão, de pijama, com o notebook aberto num vídeo sem som e o cubo da Mity nas mãos. Tinha resgatado o cubo de baixo da televisão. Girava devagar, conferia no vídeo, girava de novo. Eu fiquei na porta. Ele não me viu. Quando terminou, pôs o cubo montado em cima da mesa, no lugar exato onde a Mity sentava para tomar café, e foi dormir sem dizer nada.</w:t>
+        <w:t xml:space="preserve">Eu não sabia montar nem uma face. Nunca tinha tido paciência para aquilo. Mas naquela noite, depois que as três dormiram, eu peguei o cubo dela nas almofadas, sentei no chão da sala com o celular apoiado na perna e abri um vídeo. Girei, errei, voltei o vídeo, girei de novo. Uma face. Desmontou. Uma face de novo. Duas. Desmontou tudo. O Kousuke passou para beber água à uma da manhã, olhou para mim sentada no chão com o cubo na mão, não disse nada e voltou para a cama.</w:t>
       </w:r>
     </w:p>
     <w:p>
       <w:r>
-        <w:t xml:space="preserve">De manhã, a Mity viu o cubo. Olhou para o pai, que fingia procurar o açúcar. Não disse nada. Desmontou o cubo inteiro, girando com força, e começou de novo. Em menos de uma semana, montava em um minuto. A Ayumi aprendeu depois, brigando com o cubo. A Tiemi, com dois anos, pediu um e montava no nível mais fácil, uma cor por vez, e levantava o cubo acima da cabeça gritando como quem ganhou uma copa do mundo.</w:t>
+        <w:t xml:space="preserve">Às três da manhã, a última peça encaixou. Seis faces, cada uma de uma cor. Eu fiquei olhando para aquilo nas minhas mãos como tinha olhado o carimbo do zeimusho de Kariya, sem acreditar. Não acordei ninguém. Pus o cubo montado em cima da mesa, no lugar exato onde a Mity sentava para tomar café, e fui dormir.</w:t>
       </w:r>
     </w:p>
     <w:p>
       <w:r>
-        <w:t xml:space="preserve">Eu assisti a tudo da porta. Foi a única coisa daquela casa que eu assisti inteira naquele ano.</w:t>
+        <w:t xml:space="preserve">De manhã, a Mity viu o cubo. Olhou para ele um tempo. Depois olhou para mim, que fingia procurar o açúcar.</w:t>
+      </w:r>
+    </w:p>
+    <w:p>
+      <w:pPr>
+        <w:ind w:firstLine="0"/>
+      </w:pPr>
+      <w:r>
+        <w:t xml:space="preserve">— Foi você?</w:t>
+      </w:r>
+    </w:p>
+    <w:p>
+      <w:pPr>
+        <w:ind w:firstLine="0"/>
+      </w:pPr>
+      <w:r>
+        <w:t xml:space="preserve">— Às três da manhã.</w:t>
+      </w:r>
+    </w:p>
+    <w:p>
+      <w:r>
+        <w:t xml:space="preserve">Ela não disse nada. Desmontou o cubo inteiro, girando com força, e começou de novo. Naquela mesma semana, o Kousuke comprou para ela um curso de cubo mágico pela internet, e em menos de uma semana ela montava em um minuto. Depois em menos. A Ayumi, vendo a irmã, quis aprender também, e aprendeu, depois de muito brigar com o cubo. A Tiemi, vendo as duas, pediu um. Ela tinha dois anos e montava no nível mais fácil de todos, uma cor por vez, e cada vez que terminava levantava o cubo acima da cabeça e gritava, como quem ganhou uma copa do mundo.</w:t>
+      </w:r>
+    </w:p>
+    <w:p>
+      <w:r>
+        <w:t xml:space="preserve">Foi a única coisa daquele ano em que eu não estava correndo para outro lugar.</w:t>
       </w:r>
     </w:p>
     <w:p>

--- a/menina_elefante/saidas/A_Menina_Elefante_V2_Parte_VI.docx
+++ b/menina_elefante/saidas/A_Menina_Elefante_V2_Parte_VI.docx
@@ -566,6 +566,93 @@
       </w:r>
     </w:p>
     <w:p>
+      <w:pPr>
+        <w:pageBreakBefore/>
+        <w:spacing w:before="0" w:after="0"/>
+        <w:ind w:firstLine="0"/>
+      </w:pPr>
+      <w:r>
+        <w:drawing>
+          <wp:anchor distT="0" distB="0" distL="0" distR="0" simplePos="0" relativeHeight="0" behindDoc="1" locked="1" layoutInCell="1" allowOverlap="1">
+            <wp:simplePos x="0" y="0"/>
+            <wp:positionH relativeFrom="page">
+              <wp:posOffset>0</wp:posOffset>
+            </wp:positionH>
+            <wp:positionV relativeFrom="page">
+              <wp:posOffset>0</wp:posOffset>
+            </wp:positionV>
+            <wp:extent cx="5029200" cy="7772400"/>
+            <wp:effectExtent l="0" t="0" r="0" b="0"/>
+            <wp:wrapNone/>
+            <wp:docPr id="1001" name="Destaque 1001"/>
+            <wp:cNvGraphicFramePr/>
+            <a:graphic xmlns:a="http://schemas.openxmlformats.org/drawingml/2006/main">
+              <a:graphicData uri="http://schemas.openxmlformats.org/drawingml/2006/picture">
+                <pic:pic xmlns:pic="http://schemas.openxmlformats.org/drawingml/2006/picture">
+                  <pic:nvPicPr>
+                    <pic:cNvPr id="1001" name="destaque_relogio_esq.png"/>
+                    <pic:cNvPicPr/>
+                  </pic:nvPicPr>
+                  <pic:blipFill>
+                    <a:blip r:embed="rIdImg1"/>
+                    <a:stretch>
+                      <a:fillRect/>
+                    </a:stretch>
+                  </pic:blipFill>
+                  <pic:spPr>
+                    <a:xfrm>
+                      <a:off x="0" y="0"/>
+                      <a:ext cx="5029200" cy="7772400"/>
+                    </a:xfrm>
+                    <a:prstGeom prst="rect">
+                      <a:avLst/>
+                    </a:prstGeom>
+                  </pic:spPr>
+                </pic:pic>
+              </a:graphicData>
+            </a:graphic>
+          </wp:anchor>
+        </w:drawing>
+      </w:r>
+    </w:p>
+    <w:p>
+      <w:pPr>
+        <w:spacing w:before="900" w:after="0" w:line="1183" w:lineRule="exact"/>
+        <w:ind w:firstLine="0"/>
+        <w:jc w:val="right"/>
+      </w:pPr>
+      <w:r>
+        <w:rPr>
+          <w:rFonts w:ascii="Bebas Neue" w:hAnsi="Bebas Neue" w:cs="Bebas Neue"/>
+          <w:caps/>
+          <w:color w:val="A9A9A4"/>
+          <w:sz w:val="116"/>
+          <w:szCs w:val="116"/>
+        </w:rPr>
+        <w:t xml:space="preserve">EU POSSO SER </w:t>
+      </w:r>
+      <w:r>
+        <w:rPr>
+          <w:rFonts w:ascii="Bebas Neue" w:hAnsi="Bebas Neue" w:cs="Bebas Neue"/>
+          <w:caps/>
+          <w:color w:val="FFFFFF"/>
+          <w:sz w:val="116"/>
+          <w:szCs w:val="116"/>
+        </w:rPr>
+        <w:t xml:space="preserve">FORTE E EXISTIR</w:t>
+      </w:r>
+      <w:r>
+        <w:rPr>
+          <w:rFonts w:ascii="Bebas Neue" w:hAnsi="Bebas Neue" w:cs="Bebas Neue"/>
+          <w:caps/>
+          <w:color w:val="A9A9A4"/>
+          <w:sz w:val="116"/>
+          <w:szCs w:val="116"/>
+        </w:rPr>
+        <w:t xml:space="preserve"> TAMBÉM?</w:t>
+      </w:r>
+    </w:p>
+    <w:p>
       <w:r>
         <w:br w:type="page"/>
       </w:r>
@@ -828,6 +915,93 @@
       </w:r>
     </w:p>
     <w:p>
+      <w:pPr>
+        <w:pageBreakBefore/>
+        <w:spacing w:before="0" w:after="0"/>
+        <w:ind w:firstLine="0"/>
+      </w:pPr>
+      <w:r>
+        <w:drawing>
+          <wp:anchor distT="0" distB="0" distL="0" distR="0" simplePos="0" relativeHeight="0" behindDoc="1" locked="1" layoutInCell="1" allowOverlap="1">
+            <wp:simplePos x="0" y="0"/>
+            <wp:positionH relativeFrom="page">
+              <wp:posOffset>0</wp:posOffset>
+            </wp:positionH>
+            <wp:positionV relativeFrom="page">
+              <wp:posOffset>0</wp:posOffset>
+            </wp:positionV>
+            <wp:extent cx="5029200" cy="7772400"/>
+            <wp:effectExtent l="0" t="0" r="0" b="0"/>
+            <wp:wrapNone/>
+            <wp:docPr id="1002" name="Destaque 1002"/>
+            <wp:cNvGraphicFramePr/>
+            <a:graphic xmlns:a="http://schemas.openxmlformats.org/drawingml/2006/main">
+              <a:graphicData uri="http://schemas.openxmlformats.org/drawingml/2006/picture">
+                <pic:pic xmlns:pic="http://schemas.openxmlformats.org/drawingml/2006/picture">
+                  <pic:nvPicPr>
+                    <pic:cNvPr id="1002" name="destaque_vinha_dir.png"/>
+                    <pic:cNvPicPr/>
+                  </pic:nvPicPr>
+                  <pic:blipFill>
+                    <a:blip r:embed="rIdImg2"/>
+                    <a:stretch>
+                      <a:fillRect/>
+                    </a:stretch>
+                  </pic:blipFill>
+                  <pic:spPr>
+                    <a:xfrm>
+                      <a:off x="0" y="0"/>
+                      <a:ext cx="5029200" cy="7772400"/>
+                    </a:xfrm>
+                    <a:prstGeom prst="rect">
+                      <a:avLst/>
+                    </a:prstGeom>
+                  </pic:spPr>
+                </pic:pic>
+              </a:graphicData>
+            </a:graphic>
+          </wp:anchor>
+        </w:drawing>
+      </w:r>
+    </w:p>
+    <w:p>
+      <w:pPr>
+        <w:spacing w:before="900" w:after="0" w:line="962" w:lineRule="exact"/>
+        <w:ind w:firstLine="0"/>
+        <w:jc w:val="left"/>
+      </w:pPr>
+      <w:r>
+        <w:rPr>
+          <w:rFonts w:ascii="Bebas Neue" w:hAnsi="Bebas Neue" w:cs="Bebas Neue"/>
+          <w:caps/>
+          <w:color w:val="A9A9A4"/>
+          <w:sz w:val="94"/>
+          <w:szCs w:val="94"/>
+        </w:rPr>
+        <w:t xml:space="preserve">EU SENTI O MEDO INTEIRO, </w:t>
+      </w:r>
+      <w:r>
+        <w:rPr>
+          <w:rFonts w:ascii="Bebas Neue" w:hAnsi="Bebas Neue" w:cs="Bebas Neue"/>
+          <w:caps/>
+          <w:color w:val="FFFFFF"/>
+          <w:sz w:val="94"/>
+          <w:szCs w:val="94"/>
+        </w:rPr>
+        <w:t xml:space="preserve">DO TAMANHO DO MEU CORPO</w:t>
+      </w:r>
+      <w:r>
+        <w:rPr>
+          <w:rFonts w:ascii="Bebas Neue" w:hAnsi="Bebas Neue" w:cs="Bebas Neue"/>
+          <w:caps/>
+          <w:color w:val="A9A9A4"/>
+          <w:sz w:val="94"/>
+          <w:szCs w:val="94"/>
+        </w:rPr>
+        <w:t xml:space="preserve">, SEM TIRAR NADA.</w:t>
+      </w:r>
+    </w:p>
+    <w:p>
       <w:r>
         <w:br w:type="page"/>
       </w:r>
@@ -839,96 +1013,6 @@
       </w:pPr>
       <w:r>
         <w:t xml:space="preserve">CAPÍTULO 28 — RECOMEÇO</w:t>
-      </w:r>
-    </w:p>
-    <w:p>
-      <w:r>
-        <w:t xml:space="preserve">A Mity tentou montar o cubo mágico durante três semanas, e durante três semanas o cubo voltou para a caixa desmontado.</w:t>
-      </w:r>
-    </w:p>
-    <w:p>
-      <w:r>
-        <w:t xml:space="preserve">Ela tinha visto o pai montando. O Kousuke tinha comprado um cubo para ele mesmo, sem motivo, numa loja de conveniência, e aprendido em poucos dias, com vídeos, anotando os movimentos num caderninho com a letra pequena de quem faz planilha. A Mity ficou olhando por cima do ombro dele e, no dia seguinte, pediu um cubo também. Tentava depois da escola, no sofá, com a língua no canto da boca. Conseguia uma face, às vezes duas, e na terceira tudo desmontava. O pai explicava de novo, com paciência, e ela bufava. No fim da terceira semana, jogou o cubo nas almofadas e disse que aquilo era impossível, que só o pai conseguia, que ela nunca ia conseguir.</w:t>
-      </w:r>
-    </w:p>
-    <w:p>
-      <w:pPr>
-        <w:ind w:firstLine="0"/>
-      </w:pPr>
-      <w:r>
-        <w:t xml:space="preserve">— Eu também vou aprender — eu disse.</w:t>
-      </w:r>
-    </w:p>
-    <w:p>
-      <w:r>
-        <w:t xml:space="preserve">Ela me olhou de lado, com aquela cara de pré-adolescente que eu tinha aprendido a temer.</w:t>
-      </w:r>
-    </w:p>
-    <w:p>
-      <w:pPr>
-        <w:ind w:firstLine="0"/>
-      </w:pPr>
-      <w:r>
-        <w:t xml:space="preserve">— Você, mãe?</w:t>
-      </w:r>
-    </w:p>
-    <w:p>
-      <w:pPr>
-        <w:ind w:firstLine="0"/>
-      </w:pPr>
-      <w:r>
-        <w:t xml:space="preserve">— Eu.</w:t>
-      </w:r>
-    </w:p>
-    <w:p>
-      <w:r>
-        <w:t xml:space="preserve">Eu não sabia montar nem uma face. Nunca tinha tido paciência para aquilo. Mas naquela noite, depois que as três dormiram, eu peguei o cubo dela nas almofadas, sentei no chão da sala com o celular apoiado na perna e abri um vídeo. Girei, errei, voltei o vídeo, girei de novo. Uma face. Desmontou. Uma face de novo. Duas. Desmontou tudo. O Kousuke passou para beber água à uma da manhã, olhou para mim sentada no chão com o cubo na mão, não disse nada e voltou para a cama.</w:t>
-      </w:r>
-    </w:p>
-    <w:p>
-      <w:r>
-        <w:t xml:space="preserve">Às três da manhã, a última peça encaixou. Seis faces, cada uma de uma cor. Eu fiquei olhando para aquilo nas minhas mãos como tinha olhado o carimbo do zeimusho de Kariya, sem acreditar. Não acordei ninguém. Pus o cubo montado em cima da mesa, no lugar exato onde a Mity sentava para tomar café, e fui dormir.</w:t>
-      </w:r>
-    </w:p>
-    <w:p>
-      <w:r>
-        <w:t xml:space="preserve">De manhã, a Mity viu o cubo. Olhou para ele um tempo. Depois olhou para mim, que fingia procurar o açúcar.</w:t>
-      </w:r>
-    </w:p>
-    <w:p>
-      <w:pPr>
-        <w:ind w:firstLine="0"/>
-      </w:pPr>
-      <w:r>
-        <w:t xml:space="preserve">— Foi você?</w:t>
-      </w:r>
-    </w:p>
-    <w:p>
-      <w:pPr>
-        <w:ind w:firstLine="0"/>
-      </w:pPr>
-      <w:r>
-        <w:t xml:space="preserve">— Às três da manhã.</w:t>
-      </w:r>
-    </w:p>
-    <w:p>
-      <w:r>
-        <w:t xml:space="preserve">Ela não disse nada. Desmontou o cubo inteiro, girando com força, e começou de novo. Naquela mesma semana, o Kousuke comprou para ela um curso de cubo mágico pela internet, e em menos de uma semana ela montava em um minuto. Depois em menos. A Ayumi, vendo a irmã, quis aprender também, e aprendeu, depois de muito brigar com o cubo. A Tiemi, vendo as duas, pediu um. Ela tinha dois anos e montava no nível mais fácil de todos, uma cor por vez, e cada vez que terminava levantava o cubo acima da cabeça e gritava, como quem ganhou uma copa do mundo.</w:t>
-      </w:r>
-    </w:p>
-    <w:p>
-      <w:r>
-        <w:t xml:space="preserve">Foi a única coisa daquele ano em que eu não estava correndo para outro lugar.</w:t>
-      </w:r>
-    </w:p>
-    <w:p>
-      <w:pPr>
-        <w:spacing w:before="240" w:after="240"/>
-        <w:ind w:firstLine="0"/>
-        <w:jc w:val="center"/>
-      </w:pPr>
-      <w:r>
-        <w:t xml:space="preserve">*</w:t>
       </w:r>
     </w:p>
     <w:p>
@@ -1087,6 +1171,105 @@
     </w:p>
     <w:p>
       <w:pPr>
+        <w:pageBreakBefore/>
+        <w:spacing w:before="0" w:after="0"/>
+        <w:ind w:firstLine="0"/>
+      </w:pPr>
+      <w:r>
+        <w:drawing>
+          <wp:anchor distT="0" distB="0" distL="0" distR="0" simplePos="0" relativeHeight="0" behindDoc="1" locked="1" layoutInCell="1" allowOverlap="1">
+            <wp:simplePos x="0" y="0"/>
+            <wp:positionH relativeFrom="page">
+              <wp:posOffset>0</wp:posOffset>
+            </wp:positionH>
+            <wp:positionV relativeFrom="page">
+              <wp:posOffset>0</wp:posOffset>
+            </wp:positionV>
+            <wp:extent cx="5029200" cy="7772400"/>
+            <wp:effectExtent l="0" t="0" r="0" b="0"/>
+            <wp:wrapNone/>
+            <wp:docPr id="1003" name="Destaque 1003"/>
+            <wp:cNvGraphicFramePr/>
+            <a:graphic xmlns:a="http://schemas.openxmlformats.org/drawingml/2006/main">
+              <a:graphicData uri="http://schemas.openxmlformats.org/drawingml/2006/picture">
+                <pic:pic xmlns:pic="http://schemas.openxmlformats.org/drawingml/2006/picture">
+                  <pic:nvPicPr>
+                    <pic:cNvPr id="1003" name="destaque_ramo_esq.png"/>
+                    <pic:cNvPicPr/>
+                  </pic:nvPicPr>
+                  <pic:blipFill>
+                    <a:blip r:embed="rIdImg3"/>
+                    <a:stretch>
+                      <a:fillRect/>
+                    </a:stretch>
+                  </pic:blipFill>
+                  <pic:spPr>
+                    <a:xfrm>
+                      <a:off x="0" y="0"/>
+                      <a:ext cx="5029200" cy="7772400"/>
+                    </a:xfrm>
+                    <a:prstGeom prst="rect">
+                      <a:avLst/>
+                    </a:prstGeom>
+                  </pic:spPr>
+                </pic:pic>
+              </a:graphicData>
+            </a:graphic>
+          </wp:anchor>
+        </w:drawing>
+      </w:r>
+    </w:p>
+    <w:p>
+      <w:pPr>
+        <w:spacing w:before="900" w:after="0" w:line="1097" w:lineRule="exact"/>
+        <w:ind w:firstLine="0"/>
+        <w:jc w:val="right"/>
+      </w:pPr>
+      <w:r>
+        <w:rPr>
+          <w:rFonts w:ascii="Bebas Neue" w:hAnsi="Bebas Neue" w:cs="Bebas Neue"/>
+          <w:caps/>
+          <w:color w:val="A9A9A4"/>
+          <w:sz w:val="106"/>
+          <w:szCs w:val="106"/>
+        </w:rPr>
+        <w:t xml:space="preserve">EU CANSEI DE ANDAR ATRÁS. </w:t>
+      </w:r>
+      <w:r>
+        <w:rPr>
+          <w:rFonts w:ascii="Bebas Neue" w:hAnsi="Bebas Neue" w:cs="Bebas Neue"/>
+          <w:caps/>
+          <w:color w:val="FFFFFF"/>
+          <w:sz w:val="106"/>
+          <w:szCs w:val="106"/>
+        </w:rPr>
+        <w:t xml:space="preserve">EU QUERIA ANDAR DO LADO.</w:t>
+      </w:r>
+    </w:p>
+    <w:p>
+      <w:pPr>
+        <w:spacing w:before="240" w:after="0"/>
+        <w:ind w:firstLine="0"/>
+        <w:jc w:val="right"/>
+      </w:pPr>
+      <w:r>
+        <w:rPr>
+          <w:rFonts w:ascii="Bebas Neue" w:hAnsi="Bebas Neue"/>
+          <w:caps/>
+          <w:color w:val="A9A9A4"/>
+          <w:spacing w:val="30"/>
+          <w:sz w:val="26"/>
+        </w:rPr>
+        <w:t xml:space="preserve">— KOUSUKE</w:t>
+      </w:r>
+    </w:p>
+    <w:p>
+      <w:r>
+        <w:br w:type="page"/>
+      </w:r>
+    </w:p>
+    <w:p>
+      <w:pPr>
         <w:spacing w:before="240" w:after="240"/>
         <w:ind w:firstLine="0"/>
         <w:jc w:val="center"/>
@@ -1335,6 +1518,115 @@
     </w:p>
     <w:p>
       <w:pPr>
+        <w:pageBreakBefore/>
+        <w:spacing w:before="0" w:after="0"/>
+        <w:ind w:firstLine="0"/>
+      </w:pPr>
+      <w:r>
+        <w:drawing>
+          <wp:anchor distT="0" distB="0" distL="0" distR="0" simplePos="0" relativeHeight="0" behindDoc="1" locked="1" layoutInCell="1" allowOverlap="1">
+            <wp:simplePos x="0" y="0"/>
+            <wp:positionH relativeFrom="page">
+              <wp:posOffset>0</wp:posOffset>
+            </wp:positionH>
+            <wp:positionV relativeFrom="page">
+              <wp:posOffset>0</wp:posOffset>
+            </wp:positionV>
+            <wp:extent cx="5029200" cy="7772400"/>
+            <wp:effectExtent l="0" t="0" r="0" b="0"/>
+            <wp:wrapNone/>
+            <wp:docPr id="1004" name="Destaque 1004"/>
+            <wp:cNvGraphicFramePr/>
+            <a:graphic xmlns:a="http://schemas.openxmlformats.org/drawingml/2006/main">
+              <a:graphicData uri="http://schemas.openxmlformats.org/drawingml/2006/picture">
+                <pic:pic xmlns:pic="http://schemas.openxmlformats.org/drawingml/2006/picture">
+                  <pic:nvPicPr>
+                    <pic:cNvPr id="1004" name="destaque_relogio_dir.png"/>
+                    <pic:cNvPicPr/>
+                  </pic:nvPicPr>
+                  <pic:blipFill>
+                    <a:blip r:embed="rIdImg4"/>
+                    <a:stretch>
+                      <a:fillRect/>
+                    </a:stretch>
+                  </pic:blipFill>
+                  <pic:spPr>
+                    <a:xfrm>
+                      <a:off x="0" y="0"/>
+                      <a:ext cx="5029200" cy="7772400"/>
+                    </a:xfrm>
+                    <a:prstGeom prst="rect">
+                      <a:avLst/>
+                    </a:prstGeom>
+                  </pic:spPr>
+                </pic:pic>
+              </a:graphicData>
+            </a:graphic>
+          </wp:anchor>
+        </w:drawing>
+      </w:r>
+    </w:p>
+    <w:p>
+      <w:pPr>
+        <w:spacing w:before="900" w:after="0" w:line="927" w:lineRule="exact"/>
+        <w:ind w:firstLine="0"/>
+        <w:jc w:val="left"/>
+      </w:pPr>
+      <w:r>
+        <w:rPr>
+          <w:rFonts w:ascii="Bebas Neue" w:hAnsi="Bebas Neue" w:cs="Bebas Neue"/>
+          <w:caps/>
+          <w:color w:val="A9A9A4"/>
+          <w:sz w:val="90"/>
+          <w:szCs w:val="90"/>
+        </w:rPr>
+        <w:t xml:space="preserve">PESSOA ORGULHOSA ACHA QUE ESTÁ SE PROTEGENDO, E </w:t>
+      </w:r>
+      <w:r>
+        <w:rPr>
+          <w:rFonts w:ascii="Bebas Neue" w:hAnsi="Bebas Neue" w:cs="Bebas Neue"/>
+          <w:caps/>
+          <w:color w:val="FFFFFF"/>
+          <w:sz w:val="90"/>
+          <w:szCs w:val="90"/>
+        </w:rPr>
+        <w:t xml:space="preserve">SÓ ESTÁ SE ESCONDENDO</w:t>
+      </w:r>
+      <w:r>
+        <w:rPr>
+          <w:rFonts w:ascii="Bebas Neue" w:hAnsi="Bebas Neue" w:cs="Bebas Neue"/>
+          <w:caps/>
+          <w:color w:val="A9A9A4"/>
+          <w:sz w:val="90"/>
+          <w:szCs w:val="90"/>
+        </w:rPr>
+        <w:t xml:space="preserve">.</w:t>
+      </w:r>
+    </w:p>
+    <w:p>
+      <w:pPr>
+        <w:spacing w:before="240" w:after="0"/>
+        <w:ind w:firstLine="0"/>
+        <w:jc w:val="left"/>
+      </w:pPr>
+      <w:r>
+        <w:rPr>
+          <w:rFonts w:ascii="Bebas Neue" w:hAnsi="Bebas Neue"/>
+          <w:caps/>
+          <w:color w:val="A9A9A4"/>
+          <w:spacing w:val="30"/>
+          <w:sz w:val="26"/>
+        </w:rPr>
+        <w:t xml:space="preserve">— MINHA MÃE</w:t>
+      </w:r>
+    </w:p>
+    <w:p>
+      <w:r>
+        <w:br w:type="page"/>
+      </w:r>
+    </w:p>
+    <w:p>
+      <w:pPr>
         <w:spacing w:before="240" w:after="240"/>
         <w:ind w:firstLine="0"/>
         <w:jc w:val="center"/>
@@ -1353,7 +1645,7 @@
     </w:p>
     <w:p>
       <w:r>
-        <w:t xml:space="preserve">No avião, não dormi. Fiquei olhando o aviãozinho branco atravessar o oceano na telinha e ensaiando o que ia dizer. Ensaiava e desmontava, como a Mity com o cubo, e começava de novo.</w:t>
+        <w:t xml:space="preserve">No avião, não dormi. Fiquei olhando o aviãozinho branco atravessar o oceano na telinha e ensaiando o que ia dizer. Ensaiava e apagava, como o Kousuke com a última linha da planilha, e começava de novo.</w:t>
       </w:r>
     </w:p>
     <w:p>
@@ -1428,6 +1720,91 @@
       </w:r>
     </w:p>
     <w:p>
+      <w:r>
+        <w:t xml:space="preserve">Enquanto eu estava no Brasil, a Mity tentou montar o cubo mágico durante três semanas, e durante três semanas o cubo voltou para a caixa desmontado.</w:t>
+      </w:r>
+    </w:p>
+    <w:p>
+      <w:r>
+        <w:t xml:space="preserve">Ela tinha visto o pai montando. O Kousuke tinha comprado um cubo para ele mesmo, sem motivo, numa loja de conveniência, e aprendido em poucos dias, com vídeos, anotando os movimentos num caderninho com a letra pequena de quem faz planilha. A Mity ficou olhando por cima do ombro dele e, no dia seguinte, pediu um cubo também. Tentava depois da escola, no sofá, com a língua no canto da boca. Conseguia uma face, às vezes duas, e na terceira tudo desmontava. O pai explicava de novo, com paciência, e ela bufava. Na semana em que eu voltei, jogou o cubo nas almofadas e disse que aquilo era impossível, que só o pai conseguia, que ela nunca ia conseguir.</w:t>
+      </w:r>
+    </w:p>
+    <w:p>
+      <w:pPr>
+        <w:ind w:firstLine="0"/>
+      </w:pPr>
+      <w:r>
+        <w:t xml:space="preserve">— Eu também vou aprender — eu disse.</w:t>
+      </w:r>
+    </w:p>
+    <w:p>
+      <w:r>
+        <w:t xml:space="preserve">Ela me olhou de lado, com aquela cara de pré-adolescente que eu tinha aprendido a temer.</w:t>
+      </w:r>
+    </w:p>
+    <w:p>
+      <w:pPr>
+        <w:ind w:firstLine="0"/>
+      </w:pPr>
+      <w:r>
+        <w:t xml:space="preserve">— Você, mãe?</w:t>
+      </w:r>
+    </w:p>
+    <w:p>
+      <w:pPr>
+        <w:ind w:firstLine="0"/>
+      </w:pPr>
+      <w:r>
+        <w:t xml:space="preserve">— Eu.</w:t>
+      </w:r>
+    </w:p>
+    <w:p>
+      <w:r>
+        <w:t xml:space="preserve">Eu não sabia montar nem uma face. Nunca tinha tido paciência para aquilo. Mas naquela noite, depois que as três dormiram, eu peguei o cubo dela nas almofadas, sentei no chão da sala com o celular apoiado na perna e abri um vídeo. Girei, errei, voltei o vídeo, girei de novo. Uma face. Desmontou. Uma face de novo. Duas. Desmontou tudo. O Kousuke passou para beber água à uma da manhã, olhou para mim sentada no chão com o cubo na mão, encheu um segundo copo, deixou do meu lado, no chão, e voltou para a cama.</w:t>
+      </w:r>
+    </w:p>
+    <w:p>
+      <w:r>
+        <w:t xml:space="preserve">Às três da manhã, a última peça encaixou. Seis faces, cada uma de uma cor. Eu fiquei olhando para aquilo nas minhas mãos como tinha olhado o carimbo do zeimusho de Kariya, sem acreditar. Não acordei ninguém. Pus o cubo montado em cima da mesa, no lugar exato onde a Mity sentava para tomar café, e fui dormir.</w:t>
+      </w:r>
+    </w:p>
+    <w:p>
+      <w:r>
+        <w:t xml:space="preserve">De manhã, a Mity viu o cubo. Olhou para ele um tempo. Depois olhou para mim, que fingia procurar o açúcar.</w:t>
+      </w:r>
+    </w:p>
+    <w:p>
+      <w:pPr>
+        <w:ind w:firstLine="0"/>
+      </w:pPr>
+      <w:r>
+        <w:t xml:space="preserve">— Foi você?</w:t>
+      </w:r>
+    </w:p>
+    <w:p>
+      <w:pPr>
+        <w:ind w:firstLine="0"/>
+      </w:pPr>
+      <w:r>
+        <w:t xml:space="preserve">— Às três da manhã.</w:t>
+      </w:r>
+    </w:p>
+    <w:p>
+      <w:r>
+        <w:t xml:space="preserve">Ela não disse nada. Desmontou o cubo inteiro, girando com força, e começou de novo. Naquela mesma semana, o Kousuke comprou para ela um curso de cubo mágico pela internet, e em menos de uma semana ela montava em um minuto. Depois em menos. A Ayumi, vendo a irmã, quis aprender também, e aprendeu, depois de muito brigar com o cubo. A Tiemi, vendo as duas, pediu um. Ela tinha dois anos e montava no nível mais fácil de todos, uma cor por vez, e cada vez que terminava levantava o cubo acima da cabeça e gritava, como quem ganhou uma copa do mundo.</w:t>
+      </w:r>
+    </w:p>
+    <w:p>
+      <w:pPr>
+        <w:spacing w:before="240" w:after="240"/>
+        <w:ind w:firstLine="0"/>
+        <w:jc w:val="center"/>
+      </w:pPr>
+      <w:r>
+        <w:t xml:space="preserve">*</w:t>
+      </w:r>
+    </w:p>
+    <w:p>
       <w:pPr>
         <w:ind w:firstLine="0"/>
       </w:pPr>
@@ -1527,6 +1904,98 @@
     <w:p>
       <w:r>
         <w:t xml:space="preserve">Eu tirei uma foto, sozinha, de baixo para cima. Não saiu bonita. Saiu torta, com o céu estourado de branco. Não apaguei.</w:t>
+      </w:r>
+    </w:p>
+    <w:p>
+      <w:pPr>
+        <w:pageBreakBefore/>
+        <w:spacing w:before="0" w:after="0"/>
+        <w:ind w:firstLine="0"/>
+      </w:pPr>
+      <w:r>
+        <w:drawing>
+          <wp:anchor distT="0" distB="0" distL="0" distR="0" simplePos="0" relativeHeight="0" behindDoc="1" locked="1" layoutInCell="1" allowOverlap="1">
+            <wp:simplePos x="0" y="0"/>
+            <wp:positionH relativeFrom="page">
+              <wp:posOffset>0</wp:posOffset>
+            </wp:positionH>
+            <wp:positionV relativeFrom="page">
+              <wp:posOffset>0</wp:posOffset>
+            </wp:positionV>
+            <wp:extent cx="5029200" cy="7772400"/>
+            <wp:effectExtent l="0" t="0" r="0" b="0"/>
+            <wp:wrapNone/>
+            <wp:docPr id="1005" name="Destaque 1005"/>
+            <wp:cNvGraphicFramePr/>
+            <a:graphic xmlns:a="http://schemas.openxmlformats.org/drawingml/2006/main">
+              <a:graphicData uri="http://schemas.openxmlformats.org/drawingml/2006/picture">
+                <pic:pic xmlns:pic="http://schemas.openxmlformats.org/drawingml/2006/picture">
+                  <pic:nvPicPr>
+                    <pic:cNvPr id="1005" name="destaque_vinha_esq.png"/>
+                    <pic:cNvPicPr/>
+                  </pic:nvPicPr>
+                  <pic:blipFill>
+                    <a:blip r:embed="rIdImg5"/>
+                    <a:stretch>
+                      <a:fillRect/>
+                    </a:stretch>
+                  </pic:blipFill>
+                  <pic:spPr>
+                    <a:xfrm>
+                      <a:off x="0" y="0"/>
+                      <a:ext cx="5029200" cy="7772400"/>
+                    </a:xfrm>
+                    <a:prstGeom prst="rect">
+                      <a:avLst/>
+                    </a:prstGeom>
+                  </pic:spPr>
+                </pic:pic>
+              </a:graphicData>
+            </a:graphic>
+          </wp:anchor>
+        </w:drawing>
+      </w:r>
+    </w:p>
+    <w:p>
+      <w:pPr>
+        <w:spacing w:before="900" w:after="0" w:line="993" w:lineRule="exact"/>
+        <w:ind w:firstLine="0"/>
+        <w:jc w:val="right"/>
+      </w:pPr>
+      <w:r>
+        <w:rPr>
+          <w:rFonts w:ascii="Bebas Neue" w:hAnsi="Bebas Neue" w:cs="Bebas Neue"/>
+          <w:caps/>
+          <w:color w:val="A9A9A4"/>
+          <w:sz w:val="96"/>
+          <w:szCs w:val="96"/>
+        </w:rPr>
+        <w:t xml:space="preserve">UMA TORRE ENORME, FIRME, QUE </w:t>
+      </w:r>
+      <w:r>
+        <w:rPr>
+          <w:rFonts w:ascii="Bebas Neue" w:hAnsi="Bebas Neue" w:cs="Bebas Neue"/>
+          <w:caps/>
+          <w:color w:val="FFFFFF"/>
+          <w:sz w:val="96"/>
+          <w:szCs w:val="96"/>
+        </w:rPr>
+        <w:t xml:space="preserve">NÃO PEDIA DESCULPA PELO TAMANHO</w:t>
+      </w:r>
+      <w:r>
+        <w:rPr>
+          <w:rFonts w:ascii="Bebas Neue" w:hAnsi="Bebas Neue" w:cs="Bebas Neue"/>
+          <w:caps/>
+          <w:color w:val="A9A9A4"/>
+          <w:sz w:val="96"/>
+          <w:szCs w:val="96"/>
+        </w:rPr>
+        <w:t xml:space="preserve">.</w:t>
+      </w:r>
+    </w:p>
+    <w:p>
+      <w:r>
+        <w:br w:type="page"/>
       </w:r>
     </w:p>
     <w:p>

--- a/menina_elefante/saidas/A_Menina_Elefante_V2_Parte_VI.docx
+++ b/menina_elefante/saidas/A_Menina_Elefante_V2_Parte_VI.docx
@@ -4,30 +4,106 @@
   <w:body>
     <w:p>
       <w:pPr>
-        <w:pStyle w:val="MyPartTitle"/>
-        <w:spacing w:before="2400"/>
+        <w:keepNext/>
+        <w:spacing w:before="0" w:after="300" w:line="240" w:lineRule="auto"/>
+        <w:ind w:firstLine="0"/>
+        <w:jc w:val="center"/>
       </w:pPr>
       <w:r>
-        <w:t xml:space="preserve">PARTE VI — A MENINA ELEFANTE</w:t>
-      </w:r>
-    </w:p>
-    <w:p>
-      <w:r>
-        <w:br w:type="page"/>
+        <w:rPr>
+          <w:rFonts w:ascii="EB Garamond" w:hAnsi="EB Garamond"/>
+          <w:color w:val="555555"/>
+          <w:spacing w:val="60"/>
+          <w:sz w:val="22"/>
+          <w:szCs w:val="22"/>
+        </w:rPr>
+        <w:t xml:space="preserve">PARTE VI</w:t>
       </w:r>
     </w:p>
     <w:p>
       <w:pPr>
-        <w:pStyle w:val="MyChapterTitle"/>
-        <w:spacing w:before="1440" w:after="560"/>
+        <w:keepNext/>
+        <w:spacing w:before="0" w:after="0" w:line="240" w:lineRule="auto"/>
+        <w:ind w:firstLine="0"/>
+        <w:jc w:val="center"/>
       </w:pPr>
       <w:r>
-        <w:t xml:space="preserve">CAPÍTULO 25 — O AUGE</w:t>
+        <w:rPr>
+          <w:rFonts w:ascii="EB Garamond" w:hAnsi="EB Garamond"/>
+          <w:spacing w:val="20"/>
+          <w:sz w:val="40"/>
+          <w:szCs w:val="40"/>
+        </w:rPr>
+        <w:t xml:space="preserve">A MENINA ELEFANTE</w:t>
       </w:r>
     </w:p>
     <w:p>
+      <w:pPr>
+        <w:spacing w:before="0" w:after="0" w:line="20" w:lineRule="exact"/>
+        <w:ind w:firstLine="0"/>
+        <w:sectPr>
+          <w:headerReference w:type="even" r:id="rIdHVazio"/>
+          <w:headerReference w:type="default" r:id="rIdHVazio"/>
+          <w:headerReference w:type="first" r:id="rIdHVazio"/>
+          <w:footerReference w:type="even" r:id="rIdFVazio"/>
+          <w:footerReference w:type="default" r:id="rIdFVazio"/>
+          <w:footerReference w:type="first" r:id="rIdFVazio"/>
+          <w:type w:val="nextPage"/>
+          <w:pgSz w:w="7920" w:h="12240"/>
+          <w:pgMar w:top="1000" w:right="870" w:bottom="1000" w:left="1150" w:header="560" w:footer="560" w:gutter="0"/>
+          <w:cols w:space="720"/>
+          <w:vAlign w:val="center"/>
+          <w:docGrid w:linePitch="360"/>
+        </w:sectPr>
+      </w:pPr>
+    </w:p>
+    <w:p>
+      <w:pPr>
+        <w:keepNext/>
+        <w:spacing w:before="1500" w:after="160" w:line="240" w:lineRule="auto"/>
+        <w:ind w:firstLine="0"/>
+        <w:jc w:val="center"/>
+      </w:pPr>
       <w:r>
-        <w:t xml:space="preserve">No jantar dos nossos dez anos de casados, a gente falou de um cliente de Toyota durante quarenta minutos.</w:t>
+        <w:rPr>
+          <w:rFonts w:ascii="EB Garamond" w:hAnsi="EB Garamond"/>
+          <w:color w:val="555555"/>
+          <w:spacing w:val="40"/>
+          <w:sz w:val="19"/>
+          <w:szCs w:val="19"/>
+        </w:rPr>
+        <w:t xml:space="preserve">CAPÍTULO 25</w:t>
+      </w:r>
+    </w:p>
+    <w:p>
+      <w:pPr>
+        <w:keepNext/>
+        <w:spacing w:before="0" w:after="900" w:line="240" w:lineRule="auto"/>
+        <w:ind w:firstLine="0"/>
+        <w:jc w:val="center"/>
+      </w:pPr>
+      <w:r>
+        <w:rPr>
+          <w:rFonts w:ascii="EB Garamond" w:hAnsi="EB Garamond"/>
+          <w:spacing w:val="10"/>
+          <w:sz w:val="34"/>
+          <w:szCs w:val="34"/>
+        </w:rPr>
+        <w:t xml:space="preserve">O AUGE</w:t>
+      </w:r>
+    </w:p>
+    <w:p>
+      <w:pPr>
+        <w:ind w:firstLine="0"/>
+      </w:pPr>
+      <w:r>
+        <w:rPr>
+          <w:smallCaps/>
+        </w:rPr>
+        <w:t xml:space="preserve">No jantar dos nossos</w:t>
+      </w:r>
+      <w:r>
+        <w:t xml:space="preserve"> dez anos de casados, a gente falou de um cliente de Toyota durante quarenta minutos.</w:t>
       </w:r>
     </w:p>
     <w:p>
@@ -56,17 +132,11 @@
       </w:r>
     </w:p>
     <w:p>
-      <w:pPr>
-        <w:ind w:firstLine="0"/>
-      </w:pPr>
       <w:r>
         <w:t xml:space="preserve">— Pode atender — eu disse.</w:t>
       </w:r>
     </w:p>
     <w:p>
-      <w:pPr>
-        <w:ind w:firstLine="0"/>
-      </w:pPr>
       <w:r>
         <w:t xml:space="preserve">Ele atendeu.</w:t>
       </w:r>
@@ -82,9 +152,6 @@
       </w:r>
     </w:p>
     <w:p>
-      <w:pPr>
-        <w:ind w:firstLine="0"/>
-      </w:pPr>
       <w:r>
         <w:t xml:space="preserve">— Bonito — disse.</w:t>
       </w:r>
@@ -96,12 +163,13 @@
     </w:p>
     <w:p>
       <w:pPr>
-        <w:spacing w:before="240" w:after="240"/>
+        <w:keepNext/>
+        <w:spacing w:before="200" w:after="200"/>
         <w:ind w:firstLine="0"/>
         <w:jc w:val="center"/>
       </w:pPr>
       <w:r>
-        <w:t xml:space="preserve">*</w:t>
+        <w:t xml:space="preserve">*   *   *</w:t>
       </w:r>
     </w:p>
     <w:p>
@@ -124,12 +192,13 @@
     </w:p>
     <w:p>
       <w:pPr>
-        <w:spacing w:before="240" w:after="240"/>
+        <w:keepNext/>
+        <w:spacing w:before="200" w:after="200"/>
         <w:ind w:firstLine="0"/>
         <w:jc w:val="center"/>
       </w:pPr>
       <w:r>
-        <w:t xml:space="preserve">*</w:t>
+        <w:t xml:space="preserve">*   *   *</w:t>
       </w:r>
     </w:p>
     <w:p>
@@ -146,9 +215,6 @@
       </w:r>
     </w:p>
     <w:p>
-      <w:pPr>
-        <w:ind w:firstLine="0"/>
-      </w:pPr>
       <w:r>
         <w:t xml:space="preserve">Mas o bungee era só meu.</w:t>
       </w:r>
@@ -159,9 +225,6 @@
       </w:r>
     </w:p>
     <w:p>
-      <w:pPr>
-        <w:ind w:firstLine="0"/>
-      </w:pPr>
       <w:r>
         <w:t xml:space="preserve">Eu pulei gritando.</w:t>
       </w:r>
@@ -172,17 +235,11 @@
       </w:r>
     </w:p>
     <w:p>
-      <w:pPr>
-        <w:ind w:firstLine="0"/>
-      </w:pPr>
       <w:r>
         <w:t xml:space="preserve">Lá em cima, o instrutor de cabelo descolorido se virou para o Kousuke, que estava com a Tiemi no colo, e disse, espantado, em japonês:</w:t>
       </w:r>
     </w:p>
     <w:p>
-      <w:pPr>
-        <w:ind w:firstLine="0"/>
-      </w:pPr>
       <w:r>
         <w:t xml:space="preserve">— Sugoi. Mada sakende iru.</w:t>
       </w:r>
@@ -194,12 +251,13 @@
     </w:p>
     <w:p>
       <w:pPr>
-        <w:spacing w:before="240" w:after="240"/>
+        <w:keepNext/>
+        <w:spacing w:before="200" w:after="200"/>
         <w:ind w:firstLine="0"/>
         <w:jc w:val="center"/>
       </w:pPr>
       <w:r>
-        <w:t xml:space="preserve">*</w:t>
+        <w:t xml:space="preserve">*   *   *</w:t>
       </w:r>
     </w:p>
     <w:p>
@@ -216,9 +274,6 @@
       </w:r>
     </w:p>
     <w:p>
-      <w:pPr>
-        <w:ind w:firstLine="0"/>
-      </w:pPr>
       <w:r>
         <w:t xml:space="preserve">Senti que alguém estava olhando.</w:t>
       </w:r>
@@ -229,30 +284,77 @@
       </w:r>
     </w:p>
     <w:p>
-      <w:pPr>
-        <w:ind w:firstLine="0"/>
-      </w:pPr>
       <w:r>
         <w:t xml:space="preserve">Eu terminei de digitar a frase.</w:t>
       </w:r>
     </w:p>
     <w:p>
+      <w:pPr>
+        <w:spacing w:before="0" w:after="0" w:line="20" w:lineRule="exact"/>
+        <w:ind w:firstLine="0"/>
+        <w:sectPr>
+          <w:headerReference w:type="even" r:id="rId9"/>
+          <w:headerReference w:type="default" r:id="rIdHCap1"/>
+          <w:headerReference w:type="first" r:id="rIdHVazio"/>
+          <w:footerReference w:type="even" r:id="rId10"/>
+          <w:footerReference w:type="default" r:id="rId10"/>
+          <w:footerReference w:type="first" r:id="rId10"/>
+          <w:type w:val="nextPage"/>
+          <w:pgSz w:w="7920" w:h="12240"/>
+          <w:pgMar w:top="1000" w:right="870" w:bottom="1000" w:left="1150" w:header="560" w:footer="560" w:gutter="0"/>
+          <w:cols w:space="720"/>
+          <w:titlePg/>
+          <w:docGrid w:linePitch="360"/>
+        </w:sectPr>
+      </w:pPr>
+    </w:p>
+    <w:p>
+      <w:pPr>
+        <w:keepNext/>
+        <w:spacing w:before="1500" w:after="160" w:line="240" w:lineRule="auto"/>
+        <w:ind w:firstLine="0"/>
+        <w:jc w:val="center"/>
+      </w:pPr>
       <w:r>
-        <w:br w:type="page"/>
+        <w:rPr>
+          <w:rFonts w:ascii="EB Garamond" w:hAnsi="EB Garamond"/>
+          <w:color w:val="555555"/>
+          <w:spacing w:val="40"/>
+          <w:sz w:val="19"/>
+          <w:szCs w:val="19"/>
+        </w:rPr>
+        <w:t xml:space="preserve">CAPÍTULO 26</w:t>
       </w:r>
     </w:p>
     <w:p>
       <w:pPr>
-        <w:pStyle w:val="MyChapterTitle"/>
-        <w:spacing w:before="1440" w:after="560"/>
+        <w:keepNext/>
+        <w:spacing w:before="0" w:after="900" w:line="240" w:lineRule="auto"/>
+        <w:ind w:firstLine="0"/>
+        <w:jc w:val="center"/>
       </w:pPr>
       <w:r>
-        <w:t xml:space="preserve">CAPÍTULO 26 — A HISTÓRIA DO ELEFANTE</w:t>
+        <w:rPr>
+          <w:rFonts w:ascii="EB Garamond" w:hAnsi="EB Garamond"/>
+          <w:spacing w:val="10"/>
+          <w:sz w:val="34"/>
+          <w:szCs w:val="34"/>
+        </w:rPr>
+        <w:t xml:space="preserve">A HISTÓRIA DO ELEFANTE</w:t>
       </w:r>
     </w:p>
     <w:p>
+      <w:pPr>
+        <w:ind w:firstLine="0"/>
+      </w:pPr>
       <w:r>
-        <w:t xml:space="preserve">Em janeiro de 2024, no templo do bairro, eu comprei um amuleto com um dragão bordado.</w:t>
+        <w:rPr>
+          <w:smallCaps/>
+        </w:rPr>
+        <w:t xml:space="preserve">Em janeiro de 2024,</w:t>
+      </w:r>
+      <w:r>
+        <w:t xml:space="preserve"> no templo do bairro, eu comprei um amuleto com um dragão bordado.</w:t>
       </w:r>
     </w:p>
     <w:p>
@@ -282,12 +384,13 @@
     </w:p>
     <w:p>
       <w:pPr>
-        <w:spacing w:before="240" w:after="240"/>
+        <w:keepNext/>
+        <w:spacing w:before="200" w:after="200"/>
         <w:ind w:firstLine="0"/>
         <w:jc w:val="center"/>
       </w:pPr>
       <w:r>
-        <w:t xml:space="preserve">*</w:t>
+        <w:t xml:space="preserve">*   *   *</w:t>
       </w:r>
     </w:p>
     <w:p>
@@ -304,25 +407,16 @@
       </w:r>
     </w:p>
     <w:p>
-      <w:pPr>
-        <w:ind w:firstLine="0"/>
-      </w:pPr>
       <w:r>
         <w:t xml:space="preserve">— Me fala dela.</w:t>
       </w:r>
     </w:p>
     <w:p>
-      <w:pPr>
-        <w:ind w:firstLine="0"/>
-      </w:pPr>
       <w:r>
         <w:t xml:space="preserve">— Da foto?</w:t>
       </w:r>
     </w:p>
     <w:p>
-      <w:pPr>
-        <w:ind w:firstLine="0"/>
-      </w:pPr>
       <w:r>
         <w:t xml:space="preserve">— Dela.</w:t>
       </w:r>
@@ -333,25 +427,16 @@
       </w:r>
     </w:p>
     <w:p>
-      <w:pPr>
-        <w:ind w:firstLine="0"/>
-      </w:pPr>
       <w:r>
         <w:t xml:space="preserve">— E as mãos?</w:t>
       </w:r>
     </w:p>
     <w:p>
-      <w:pPr>
-        <w:ind w:firstLine="0"/>
-      </w:pPr>
       <w:r>
         <w:t xml:space="preserve">— Que mãos?</w:t>
       </w:r>
     </w:p>
     <w:p>
-      <w:pPr>
-        <w:ind w:firstLine="0"/>
-      </w:pPr>
       <w:r>
         <w:t xml:space="preserve">— Amplia as mãos.</w:t>
       </w:r>
@@ -362,25 +447,16 @@
       </w:r>
     </w:p>
     <w:p>
-      <w:pPr>
-        <w:ind w:firstLine="0"/>
-      </w:pPr>
       <w:r>
         <w:t xml:space="preserve">— O que ela está segurando? — perguntou a terapeuta.</w:t>
       </w:r>
     </w:p>
     <w:p>
-      <w:pPr>
-        <w:ind w:firstLine="0"/>
-      </w:pPr>
       <w:r>
         <w:t xml:space="preserve">— O vestido.</w:t>
       </w:r>
     </w:p>
     <w:p>
-      <w:pPr>
-        <w:ind w:firstLine="0"/>
-      </w:pPr>
       <w:r>
         <w:t xml:space="preserve">— Por quê?</w:t>
       </w:r>
@@ -391,21 +467,19 @@
       </w:r>
     </w:p>
     <w:p>
-      <w:pPr>
-        <w:ind w:firstLine="0"/>
-      </w:pPr>
       <w:r>
         <w:t xml:space="preserve">— Porque ela estava com medo — eu disse, finalmente. — E ninguém podia saber.</w:t>
       </w:r>
     </w:p>
     <w:p>
       <w:pPr>
-        <w:spacing w:before="240" w:after="240"/>
+        <w:keepNext/>
+        <w:spacing w:before="200" w:after="200"/>
         <w:ind w:firstLine="0"/>
         <w:jc w:val="center"/>
       </w:pPr>
       <w:r>
-        <w:t xml:space="preserve">*</w:t>
+        <w:t xml:space="preserve">*   *   *</w:t>
       </w:r>
     </w:p>
     <w:p>
@@ -427,49 +501,31 @@
       </w:r>
     </w:p>
     <w:p>
-      <w:pPr>
-        <w:ind w:firstLine="0"/>
-      </w:pPr>
       <w:r>
         <w:t xml:space="preserve">— Eu não sou o elefante preso — eu disse.</w:t>
       </w:r>
     </w:p>
     <w:p>
-      <w:pPr>
-        <w:ind w:firstLine="0"/>
-      </w:pPr>
       <w:r>
         <w:t xml:space="preserve">— Não?</w:t>
       </w:r>
     </w:p>
     <w:p>
-      <w:pPr>
-        <w:ind w:firstLine="0"/>
-      </w:pPr>
       <w:r>
         <w:t xml:space="preserve">— Não. Eu nunca fiquei parada. Eu fiz tudo. Eu cuidei do meu pai, eu fui para o Japão, eu salvei a minha mãe, eu abri empresa, eu pulei de ponte. Eu nunca fiquei parada numa estaca.</w:t>
       </w:r>
     </w:p>
     <w:p>
-      <w:pPr>
-        <w:ind w:firstLine="0"/>
-      </w:pPr>
       <w:r>
         <w:t xml:space="preserve">— E o que você fez com todo esse tamanho?</w:t>
       </w:r>
     </w:p>
     <w:p>
-      <w:pPr>
-        <w:ind w:firstLine="0"/>
-      </w:pPr>
       <w:r>
         <w:t xml:space="preserve">Eu fiquei quieta.</w:t>
       </w:r>
     </w:p>
     <w:p>
-      <w:pPr>
-        <w:ind w:firstLine="0"/>
-      </w:pPr>
       <w:r>
         <w:t xml:space="preserve">— Carregou — disse ela. — Carregou todo mundo. Um elefante é o maior bicho da terra, e ninguém pergunta se ele está cansado. Todo mundo põe coisa em cima.</w:t>
       </w:r>
@@ -480,45 +536,34 @@
       </w:r>
     </w:p>
     <w:p>
-      <w:pPr>
-        <w:ind w:firstLine="0"/>
-      </w:pPr>
       <w:r>
         <w:t xml:space="preserve">— Então eu sou as duas coisas — eu disse. — A que não sai da estaca e a que carrega tudo.</w:t>
       </w:r>
     </w:p>
     <w:p>
-      <w:pPr>
-        <w:ind w:firstLine="0"/>
-      </w:pPr>
       <w:r>
         <w:t xml:space="preserve">A terapeuta não disse nem que sim nem que não.</w:t>
       </w:r>
     </w:p>
     <w:p>
-      <w:pPr>
-        <w:ind w:firstLine="0"/>
-      </w:pPr>
       <w:r>
         <w:t xml:space="preserve">— Grande demais para caber — continuei, e senti a garganta apertar, e não parei. — Achando que era pequena. Uma menina elefante.</w:t>
       </w:r>
     </w:p>
     <w:p>
-      <w:pPr>
-        <w:ind w:firstLine="0"/>
-      </w:pPr>
       <w:r>
         <w:t xml:space="preserve">Eu ri, porque o nome era ridículo. Depois parei de rir.</w:t>
       </w:r>
     </w:p>
     <w:p>
       <w:pPr>
-        <w:spacing w:before="240" w:after="240"/>
+        <w:keepNext/>
+        <w:spacing w:before="200" w:after="200"/>
         <w:ind w:firstLine="0"/>
         <w:jc w:val="center"/>
       </w:pPr>
       <w:r>
-        <w:t xml:space="preserve">*</w:t>
+        <w:t xml:space="preserve">*   *   *</w:t>
       </w:r>
     </w:p>
     <w:p>
@@ -530,9 +575,6 @@
       </w:r>
     </w:p>
     <w:p>
-      <w:pPr>
-        <w:ind w:firstLine="0"/>
-      </w:pPr>
       <w:r>
         <w:t xml:space="preserve">— Se você tirasse tudo o que faz — disse ela. — A mãe, a esposa, a sócia, a filha, a corretora, a que resolve. Se você tirasse todos os papéis. O que sobrava?</w:t>
       </w:r>
@@ -548,9 +590,6 @@
       </w:r>
     </w:p>
     <w:p>
-      <w:pPr>
-        <w:ind w:firstLine="0"/>
-      </w:pPr>
       <w:r>
         <w:t xml:space="preserve">— Eu posso ser forte e existir também? — perguntei.</w:t>
       </w:r>
@@ -567,7 +606,26 @@
     </w:p>
     <w:p>
       <w:pPr>
-        <w:pageBreakBefore/>
+        <w:spacing w:before="0" w:after="0" w:line="20" w:lineRule="exact"/>
+        <w:ind w:firstLine="0"/>
+        <w:sectPr>
+          <w:headerReference w:type="even" r:id="rId9"/>
+          <w:headerReference w:type="default" r:id="rIdHCap2"/>
+          <w:headerReference w:type="first" r:id="rIdHVazio"/>
+          <w:footerReference w:type="even" r:id="rId10"/>
+          <w:footerReference w:type="default" r:id="rId10"/>
+          <w:footerReference w:type="first" r:id="rId10"/>
+          <w:type w:val="nextPage"/>
+          <w:pgSz w:w="7920" w:h="12240"/>
+          <w:pgMar w:top="1000" w:right="870" w:bottom="1000" w:left="1150" w:header="560" w:footer="560" w:gutter="0"/>
+          <w:cols w:space="720"/>
+          <w:titlePg/>
+          <w:docGrid w:linePitch="360"/>
+        </w:sectPr>
+      </w:pPr>
+    </w:p>
+    <w:p>
+      <w:pPr>
         <w:spacing w:before="0" w:after="0"/>
         <w:ind w:firstLine="0"/>
       </w:pPr>
@@ -653,22 +711,71 @@
       </w:r>
     </w:p>
     <w:p>
+      <w:pPr>
+        <w:spacing w:before="0" w:after="0" w:line="20" w:lineRule="exact"/>
+        <w:ind w:firstLine="0"/>
+        <w:sectPr>
+          <w:headerReference w:type="even" r:id="rIdHVazio"/>
+          <w:headerReference w:type="default" r:id="rIdHVazio"/>
+          <w:headerReference w:type="first" r:id="rIdHVazio"/>
+          <w:footerReference w:type="even" r:id="rIdFVazio"/>
+          <w:footerReference w:type="default" r:id="rIdFVazio"/>
+          <w:footerReference w:type="first" r:id="rIdFVazio"/>
+          <w:type w:val="nextPage"/>
+          <w:pgSz w:w="7920" w:h="12240"/>
+          <w:pgMar w:top="1000" w:right="870" w:bottom="1000" w:left="1150" w:header="560" w:footer="560" w:gutter="0"/>
+          <w:cols w:space="720"/>
+          <w:docGrid w:linePitch="360"/>
+        </w:sectPr>
+      </w:pPr>
+    </w:p>
+    <w:p>
+      <w:pPr>
+        <w:keepNext/>
+        <w:spacing w:before="1500" w:after="160" w:line="240" w:lineRule="auto"/>
+        <w:ind w:firstLine="0"/>
+        <w:jc w:val="center"/>
+      </w:pPr>
       <w:r>
-        <w:br w:type="page"/>
+        <w:rPr>
+          <w:rFonts w:ascii="EB Garamond" w:hAnsi="EB Garamond"/>
+          <w:color w:val="555555"/>
+          <w:spacing w:val="40"/>
+          <w:sz w:val="19"/>
+          <w:szCs w:val="19"/>
+        </w:rPr>
+        <w:t xml:space="preserve">CAPÍTULO 27</w:t>
       </w:r>
     </w:p>
     <w:p>
       <w:pPr>
-        <w:pStyle w:val="MyChapterTitle"/>
-        <w:spacing w:before="1440" w:after="560"/>
+        <w:keepNext/>
+        <w:spacing w:before="0" w:after="900" w:line="240" w:lineRule="auto"/>
+        <w:ind w:firstLine="0"/>
+        <w:jc w:val="center"/>
       </w:pPr>
       <w:r>
-        <w:t xml:space="preserve">CAPÍTULO 27 — O SALTO</w:t>
+        <w:rPr>
+          <w:rFonts w:ascii="EB Garamond" w:hAnsi="EB Garamond"/>
+          <w:spacing w:val="10"/>
+          <w:sz w:val="34"/>
+          <w:szCs w:val="34"/>
+        </w:rPr>
+        <w:t xml:space="preserve">O SALTO</w:t>
       </w:r>
     </w:p>
     <w:p>
+      <w:pPr>
+        <w:ind w:firstLine="0"/>
+      </w:pPr>
       <w:r>
-        <w:t xml:space="preserve">No dia 30 de janeiro de 2025, o ano do dragão acabava, e eu estava afivelada a um desconhecido dentro de um avião.</w:t>
+        <w:rPr>
+          <w:smallCaps/>
+        </w:rPr>
+        <w:t xml:space="preserve">No dia 30 de</w:t>
+      </w:r>
+      <w:r>
+        <w:t xml:space="preserve"> janeiro de 2025, o ano do dragão acabava, e eu estava afivelada a um desconhecido dentro de um avião.</w:t>
       </w:r>
     </w:p>
     <w:p>
@@ -687,25 +794,16 @@
       </w:r>
     </w:p>
     <w:p>
-      <w:pPr>
-        <w:ind w:firstLine="0"/>
-      </w:pPr>
       <w:r>
         <w:t xml:space="preserve">— E aí? — perguntei. — O que você acha?</w:t>
       </w:r>
     </w:p>
     <w:p>
-      <w:pPr>
-        <w:ind w:firstLine="0"/>
-      </w:pPr>
       <w:r>
         <w:t xml:space="preserve">Ele demorou.</w:t>
       </w:r>
     </w:p>
     <w:p>
-      <w:pPr>
-        <w:ind w:firstLine="0"/>
-      </w:pPr>
       <w:r>
         <w:t xml:space="preserve">— Acho que você já decidiu.</w:t>
       </w:r>
@@ -717,12 +815,13 @@
     </w:p>
     <w:p>
       <w:pPr>
-        <w:spacing w:before="240" w:after="240"/>
+        <w:keepNext/>
+        <w:spacing w:before="200" w:after="200"/>
         <w:ind w:firstLine="0"/>
         <w:jc w:val="center"/>
       </w:pPr>
       <w:r>
-        <w:t xml:space="preserve">*</w:t>
+        <w:t xml:space="preserve">*   *   *</w:t>
       </w:r>
     </w:p>
     <w:p>
@@ -739,9 +838,6 @@
       </w:r>
     </w:p>
     <w:p>
-      <w:pPr>
-        <w:ind w:firstLine="0"/>
-      </w:pPr>
       <w:r>
         <w:t xml:space="preserve">— Second — eu disse. — First time, twenty years old.</w:t>
       </w:r>
@@ -762,53 +858,39 @@
       </w:r>
     </w:p>
     <w:p>
-      <w:pPr>
-        <w:ind w:firstLine="0"/>
-      </w:pPr>
       <w:r>
         <w:t xml:space="preserve">— Vai gritar? — perguntou.</w:t>
       </w:r>
     </w:p>
     <w:p>
-      <w:pPr>
-        <w:ind w:firstLine="0"/>
-      </w:pPr>
       <w:r>
         <w:t xml:space="preserve">— Da primeira vez, não saiu nada.</w:t>
       </w:r>
     </w:p>
     <w:p>
-      <w:pPr>
-        <w:ind w:firstLine="0"/>
-      </w:pPr>
       <w:r>
         <w:t xml:space="preserve">— Da ponte, você gritou até o barco.</w:t>
       </w:r>
     </w:p>
     <w:p>
-      <w:pPr>
-        <w:ind w:firstLine="0"/>
-      </w:pPr>
       <w:r>
         <w:t xml:space="preserve">— Aquilo foi diferente.</w:t>
       </w:r>
     </w:p>
     <w:p>
-      <w:pPr>
-        <w:ind w:firstLine="0"/>
-      </w:pPr>
       <w:r>
         <w:t xml:space="preserve">— Grita dessa vez também — disse ele, e pôs os óculos escuros de volta. — O pessoal do contêiner vai gostar.</w:t>
       </w:r>
     </w:p>
     <w:p>
       <w:pPr>
-        <w:spacing w:before="240" w:after="240"/>
+        <w:keepNext/>
+        <w:spacing w:before="200" w:after="200"/>
         <w:ind w:firstLine="0"/>
         <w:jc w:val="center"/>
       </w:pPr>
       <w:r>
-        <w:t xml:space="preserve">*</w:t>
+        <w:t xml:space="preserve">*   *   *</w:t>
       </w:r>
     </w:p>
     <w:p>
@@ -825,9 +907,6 @@
       </w:r>
     </w:p>
     <w:p>
-      <w:pPr>
-        <w:ind w:firstLine="0"/>
-      </w:pPr>
       <w:r>
         <w:t xml:space="preserve">Eu olhei pela janelinha.</w:t>
       </w:r>
@@ -838,9 +917,6 @@
       </w:r>
     </w:p>
     <w:p>
-      <w:pPr>
-        <w:ind w:firstLine="0"/>
-      </w:pPr>
       <w:r>
         <w:t xml:space="preserve">O Fuji.</w:t>
       </w:r>
@@ -862,12 +938,13 @@
     </w:p>
     <w:p>
       <w:pPr>
-        <w:spacing w:before="240" w:after="240"/>
+        <w:keepNext/>
+        <w:spacing w:before="200" w:after="200"/>
         <w:ind w:firstLine="0"/>
         <w:jc w:val="center"/>
       </w:pPr>
       <w:r>
-        <w:t xml:space="preserve">*</w:t>
+        <w:t xml:space="preserve">*   *   *</w:t>
       </w:r>
     </w:p>
     <w:p>
@@ -884,9 +961,6 @@
       </w:r>
     </w:p>
     <w:p>
-      <w:pPr>
-        <w:ind w:firstLine="0"/>
-      </w:pPr>
       <w:r>
         <w:t xml:space="preserve">E fui com ele.</w:t>
       </w:r>
@@ -897,9 +971,6 @@
       </w:r>
     </w:p>
     <w:p>
-      <w:pPr>
-        <w:ind w:firstLine="0"/>
-      </w:pPr>
       <w:r>
         <w:t xml:space="preserve">Depois, o paraquedas abriu, e veio o silêncio.</w:t>
       </w:r>
@@ -916,7 +987,26 @@
     </w:p>
     <w:p>
       <w:pPr>
-        <w:pageBreakBefore/>
+        <w:spacing w:before="0" w:after="0" w:line="20" w:lineRule="exact"/>
+        <w:ind w:firstLine="0"/>
+        <w:sectPr>
+          <w:headerReference w:type="even" r:id="rId9"/>
+          <w:headerReference w:type="default" r:id="rIdHCap3"/>
+          <w:headerReference w:type="first" r:id="rIdHVazio"/>
+          <w:footerReference w:type="even" r:id="rId10"/>
+          <w:footerReference w:type="default" r:id="rId10"/>
+          <w:footerReference w:type="first" r:id="rId10"/>
+          <w:type w:val="nextPage"/>
+          <w:pgSz w:w="7920" w:h="12240"/>
+          <w:pgMar w:top="1000" w:right="870" w:bottom="1000" w:left="1150" w:header="560" w:footer="560" w:gutter="0"/>
+          <w:cols w:space="720"/>
+          <w:titlePg/>
+          <w:docGrid w:linePitch="360"/>
+        </w:sectPr>
+      </w:pPr>
+    </w:p>
+    <w:p>
+      <w:pPr>
         <w:spacing w:before="0" w:after="0"/>
         <w:ind w:firstLine="0"/>
       </w:pPr>
@@ -966,7 +1056,7 @@
     </w:p>
     <w:p>
       <w:pPr>
-        <w:spacing w:before="900" w:after="0" w:line="962" w:lineRule="exact"/>
+        <w:spacing w:before="900" w:after="0" w:line="969" w:lineRule="exact"/>
         <w:ind w:firstLine="0"/>
         <w:jc w:val="left"/>
       </w:pPr>
@@ -1002,17 +1092,57 @@
       </w:r>
     </w:p>
     <w:p>
+      <w:pPr>
+        <w:spacing w:before="0" w:after="0" w:line="20" w:lineRule="exact"/>
+        <w:ind w:firstLine="0"/>
+        <w:sectPr>
+          <w:headerReference w:type="even" r:id="rIdHVazio"/>
+          <w:headerReference w:type="default" r:id="rIdHVazio"/>
+          <w:headerReference w:type="first" r:id="rIdHVazio"/>
+          <w:footerReference w:type="even" r:id="rIdFVazio"/>
+          <w:footerReference w:type="default" r:id="rIdFVazio"/>
+          <w:footerReference w:type="first" r:id="rIdFVazio"/>
+          <w:type w:val="nextPage"/>
+          <w:pgSz w:w="7920" w:h="12240"/>
+          <w:pgMar w:top="1000" w:right="870" w:bottom="1000" w:left="1150" w:header="560" w:footer="560" w:gutter="0"/>
+          <w:cols w:space="720"/>
+          <w:docGrid w:linePitch="360"/>
+        </w:sectPr>
+      </w:pPr>
+    </w:p>
+    <w:p>
+      <w:pPr>
+        <w:keepNext/>
+        <w:spacing w:before="1500" w:after="160" w:line="240" w:lineRule="auto"/>
+        <w:ind w:firstLine="0"/>
+        <w:jc w:val="center"/>
+      </w:pPr>
       <w:r>
-        <w:br w:type="page"/>
+        <w:rPr>
+          <w:rFonts w:ascii="EB Garamond" w:hAnsi="EB Garamond"/>
+          <w:color w:val="555555"/>
+          <w:spacing w:val="40"/>
+          <w:sz w:val="19"/>
+          <w:szCs w:val="19"/>
+        </w:rPr>
+        <w:t xml:space="preserve">CAPÍTULO 28</w:t>
       </w:r>
     </w:p>
     <w:p>
       <w:pPr>
-        <w:pStyle w:val="MyChapterTitle"/>
-        <w:spacing w:before="1440" w:after="560"/>
+        <w:keepNext/>
+        <w:spacing w:before="0" w:after="900" w:line="240" w:lineRule="auto"/>
+        <w:ind w:firstLine="0"/>
+        <w:jc w:val="center"/>
       </w:pPr>
       <w:r>
-        <w:t xml:space="preserve">CAPÍTULO 28 — RECOMEÇO</w:t>
+        <w:rPr>
+          <w:rFonts w:ascii="EB Garamond" w:hAnsi="EB Garamond"/>
+          <w:spacing w:val="10"/>
+          <w:sz w:val="34"/>
+          <w:szCs w:val="34"/>
+        </w:rPr>
+        <w:t xml:space="preserve">RECOMEÇO</w:t>
       </w:r>
     </w:p>
     <w:p>
@@ -1020,7 +1150,13 @@
         <w:ind w:firstLine="0"/>
       </w:pPr>
       <w:r>
-        <w:t xml:space="preserve">Dois mil e vinte e cinco foi um ano de dez anos.</w:t>
+        <w:rPr>
+          <w:smallCaps/>
+        </w:rPr>
+        <w:t xml:space="preserve">Dois mil e vinte</w:t>
+      </w:r>
+      <w:r>
+        <w:t xml:space="preserve"> e cinco foi um ano de dez anos.</w:t>
       </w:r>
     </w:p>
     <w:p>
@@ -1040,12 +1176,13 @@
     </w:p>
     <w:p>
       <w:pPr>
-        <w:spacing w:before="240" w:after="240"/>
+        <w:keepNext/>
+        <w:spacing w:before="200" w:after="200"/>
         <w:ind w:firstLine="0"/>
         <w:jc w:val="center"/>
       </w:pPr>
       <w:r>
-        <w:t xml:space="preserve">*</w:t>
+        <w:t xml:space="preserve">*   *   *</w:t>
       </w:r>
     </w:p>
     <w:p>
@@ -1057,41 +1194,26 @@
       </w:r>
     </w:p>
     <w:p>
-      <w:pPr>
-        <w:ind w:firstLine="0"/>
-      </w:pPr>
       <w:r>
         <w:t xml:space="preserve">— Quando você ia me contar?</w:t>
       </w:r>
     </w:p>
     <w:p>
-      <w:pPr>
-        <w:ind w:firstLine="0"/>
-      </w:pPr>
       <w:r>
         <w:t xml:space="preserve">— No sábado.</w:t>
       </w:r>
     </w:p>
     <w:p>
-      <w:pPr>
-        <w:ind w:firstLine="0"/>
-      </w:pPr>
       <w:r>
         <w:t xml:space="preserve">— Você assinou na terça.</w:t>
       </w:r>
     </w:p>
     <w:p>
-      <w:pPr>
-        <w:ind w:firstLine="0"/>
-      </w:pPr>
       <w:r>
         <w:t xml:space="preserve">— Eu estava sem tempo, Kousuke. Você sabe como foi a semana.</w:t>
       </w:r>
     </w:p>
     <w:p>
-      <w:pPr>
-        <w:ind w:firstLine="0"/>
-      </w:pPr>
       <w:r>
         <w:t xml:space="preserve">— Eu sei como foi a semana. Eu estava nela.</w:t>
       </w:r>
@@ -1102,49 +1224,31 @@
       </w:r>
     </w:p>
     <w:p>
-      <w:pPr>
-        <w:ind w:firstLine="0"/>
-      </w:pPr>
       <w:r>
         <w:t xml:space="preserve">Quando eu parei, ele não respondeu nada sobre a sala.</w:t>
       </w:r>
     </w:p>
     <w:p>
-      <w:pPr>
-        <w:ind w:firstLine="0"/>
-      </w:pPr>
       <w:r>
         <w:t xml:space="preserve">— Sabe o que eu fiz a vida inteira, Lu?</w:t>
       </w:r>
     </w:p>
     <w:p>
-      <w:pPr>
-        <w:ind w:firstLine="0"/>
-      </w:pPr>
       <w:r>
         <w:t xml:space="preserve">Eu não respondi.</w:t>
       </w:r>
     </w:p>
     <w:p>
-      <w:pPr>
-        <w:ind w:firstLine="0"/>
-      </w:pPr>
       <w:r>
         <w:t xml:space="preserve">— Andei dez passos atrás de você. — Ele disse devagar, sem levantar a voz. — Desde a praça da matriz. Você ia na frente, sozinha, e eu ia atrás, para você não andar sozinha. E eu achava bonito. Eu achava que era isso que eu tinha que fazer.</w:t>
       </w:r>
     </w:p>
     <w:p>
-      <w:pPr>
-        <w:ind w:firstLine="0"/>
-      </w:pPr>
       <w:r>
         <w:t xml:space="preserve">— E não era?</w:t>
       </w:r>
     </w:p>
     <w:p>
-      <w:pPr>
-        <w:ind w:firstLine="0"/>
-      </w:pPr>
       <w:r>
         <w:t xml:space="preserve">— Eu cansei, Lu. — Ele pôs as duas mãos na mesa, dos dois lados do contrato. — Eu cansei de andar atrás. Eu queria andar do lado. Você não deixa. Você nunca deixou ninguém fazer nada por você. Nem eu.</w:t>
       </w:r>
@@ -1171,7 +1275,26 @@
     </w:p>
     <w:p>
       <w:pPr>
-        <w:pageBreakBefore/>
+        <w:spacing w:before="0" w:after="0" w:line="20" w:lineRule="exact"/>
+        <w:ind w:firstLine="0"/>
+        <w:sectPr>
+          <w:headerReference w:type="even" r:id="rId9"/>
+          <w:headerReference w:type="default" r:id="rIdHCap4"/>
+          <w:headerReference w:type="first" r:id="rIdHVazio"/>
+          <w:footerReference w:type="even" r:id="rId10"/>
+          <w:footerReference w:type="default" r:id="rId10"/>
+          <w:footerReference w:type="first" r:id="rId10"/>
+          <w:type w:val="nextPage"/>
+          <w:pgSz w:w="7920" w:h="12240"/>
+          <w:pgMar w:top="1000" w:right="870" w:bottom="1000" w:left="1150" w:header="560" w:footer="560" w:gutter="0"/>
+          <w:cols w:space="720"/>
+          <w:titlePg/>
+          <w:docGrid w:linePitch="360"/>
+        </w:sectPr>
+      </w:pPr>
+    </w:p>
+    <w:p>
+      <w:pPr>
         <w:spacing w:before="0" w:after="0"/>
         <w:ind w:firstLine="0"/>
       </w:pPr>
@@ -1221,7 +1344,7 @@
     </w:p>
     <w:p>
       <w:pPr>
-        <w:spacing w:before="900" w:after="0" w:line="1097" w:lineRule="exact"/>
+        <w:spacing w:before="900" w:after="0" w:line="1105" w:lineRule="exact"/>
         <w:ind w:firstLine="0"/>
         <w:jc w:val="right"/>
       </w:pPr>
@@ -1230,8 +1353,8 @@
           <w:rFonts w:ascii="Bebas Neue" w:hAnsi="Bebas Neue" w:cs="Bebas Neue"/>
           <w:caps/>
           <w:color w:val="A9A9A4"/>
-          <w:sz w:val="106"/>
-          <w:szCs w:val="106"/>
+          <w:sz w:val="108"/>
+          <w:szCs w:val="108"/>
         </w:rPr>
         <w:t xml:space="preserve">EU CANSEI DE ANDAR ATRÁS. </w:t>
       </w:r>
@@ -1240,8 +1363,8 @@
           <w:rFonts w:ascii="Bebas Neue" w:hAnsi="Bebas Neue" w:cs="Bebas Neue"/>
           <w:caps/>
           <w:color w:val="FFFFFF"/>
-          <w:sz w:val="106"/>
-          <w:szCs w:val="106"/>
+          <w:sz w:val="108"/>
+          <w:szCs w:val="108"/>
         </w:rPr>
         <w:t xml:space="preserve">EU QUERIA ANDAR DO LADO.</w:t>
       </w:r>
@@ -1264,18 +1387,33 @@
       </w:r>
     </w:p>
     <w:p>
-      <w:r>
-        <w:br w:type="page"/>
-      </w:r>
+      <w:pPr>
+        <w:spacing w:before="0" w:after="0" w:line="20" w:lineRule="exact"/>
+        <w:ind w:firstLine="0"/>
+        <w:sectPr>
+          <w:headerReference w:type="even" r:id="rIdHVazio"/>
+          <w:headerReference w:type="default" r:id="rIdHVazio"/>
+          <w:headerReference w:type="first" r:id="rIdHVazio"/>
+          <w:footerReference w:type="even" r:id="rIdFVazio"/>
+          <w:footerReference w:type="default" r:id="rIdFVazio"/>
+          <w:footerReference w:type="first" r:id="rIdFVazio"/>
+          <w:type w:val="nextPage"/>
+          <w:pgSz w:w="7920" w:h="12240"/>
+          <w:pgMar w:top="1000" w:right="870" w:bottom="1000" w:left="1150" w:header="560" w:footer="560" w:gutter="0"/>
+          <w:cols w:space="720"/>
+          <w:docGrid w:linePitch="360"/>
+        </w:sectPr>
+      </w:pPr>
     </w:p>
     <w:p>
       <w:pPr>
-        <w:spacing w:before="240" w:after="240"/>
+        <w:keepNext/>
+        <w:spacing w:before="200" w:after="200"/>
         <w:ind w:firstLine="0"/>
         <w:jc w:val="center"/>
       </w:pPr>
       <w:r>
-        <w:t xml:space="preserve">*</w:t>
+        <w:t xml:space="preserve">*   *   *</w:t>
       </w:r>
     </w:p>
     <w:p>
@@ -1297,17 +1435,11 @@
       </w:r>
     </w:p>
     <w:p>
-      <w:pPr>
-        <w:ind w:firstLine="0"/>
-      </w:pPr>
       <w:r>
         <w:t xml:space="preserve">— O senhor ainda tem isso?</w:t>
       </w:r>
     </w:p>
     <w:p>
-      <w:pPr>
-        <w:ind w:firstLine="0"/>
-      </w:pPr>
       <w:r>
         <w:t xml:space="preserve">— Colei de novo umas duas vezes. — Ele pegou a caneca e virou, mostrando as marcas amarelas da cola na asa. — Sua mãe queria jogar fora. Eu não deixei.</w:t>
       </w:r>
@@ -1318,25 +1450,16 @@
       </w:r>
     </w:p>
     <w:p>
-      <w:pPr>
-        <w:ind w:firstLine="0"/>
-      </w:pPr>
       <w:r>
         <w:t xml:space="preserve">— Eu vejo isso de vez em quando — disse ele. — Você grita o tempo inteiro.</w:t>
       </w:r>
     </w:p>
     <w:p>
-      <w:pPr>
-        <w:ind w:firstLine="0"/>
-      </w:pPr>
       <w:r>
         <w:t xml:space="preserve">— Grito.</w:t>
       </w:r>
     </w:p>
     <w:p>
-      <w:pPr>
-        <w:ind w:firstLine="0"/>
-      </w:pPr>
       <w:r>
         <w:t xml:space="preserve">— Puxou a minha mãe. — Ele riu com os ombros, sem som, do jeito de sempre. — Ela também não parava de gritar quando ficava brava.</w:t>
       </w:r>
@@ -1347,9 +1470,6 @@
       </w:r>
     </w:p>
     <w:p>
-      <w:pPr>
-        <w:ind w:firstLine="0"/>
-      </w:pPr>
       <w:r>
         <w:t xml:space="preserve">— Filha. Eu passei trinta dias num monte. — Pôs a caneca na mesinha. — Lá ninguém dizia que estava tudo ótimo.</w:t>
       </w:r>
@@ -1360,21 +1480,19 @@
       </w:r>
     </w:p>
     <w:p>
-      <w:pPr>
-        <w:ind w:firstLine="0"/>
-      </w:pPr>
       <w:r>
         <w:t xml:space="preserve">— E deixa ela falar — disse. — Você nunca deixa ninguém falar.</w:t>
       </w:r>
     </w:p>
     <w:p>
       <w:pPr>
-        <w:spacing w:before="240" w:after="240"/>
+        <w:keepNext/>
+        <w:spacing w:before="200" w:after="200"/>
         <w:ind w:firstLine="0"/>
         <w:jc w:val="center"/>
       </w:pPr>
       <w:r>
-        <w:t xml:space="preserve">*</w:t>
+        <w:t xml:space="preserve">*   *   *</w:t>
       </w:r>
     </w:p>
     <w:p>
@@ -1396,25 +1514,16 @@
       </w:r>
     </w:p>
     <w:p>
-      <w:pPr>
-        <w:ind w:firstLine="0"/>
-      </w:pPr>
       <w:r>
         <w:t xml:space="preserve">— Lu. Você já parou para pensar que você também erra?</w:t>
       </w:r>
     </w:p>
     <w:p>
-      <w:pPr>
-        <w:ind w:firstLine="0"/>
-      </w:pPr>
       <w:r>
         <w:t xml:space="preserve">— Eu erro. Todo mundo erra.</w:t>
       </w:r>
     </w:p>
     <w:p>
-      <w:pPr>
-        <w:ind w:firstLine="0"/>
-      </w:pPr>
       <w:r>
         <w:t xml:space="preserve">— Você falou do Kousuke vinte minutos. Não falou uma vez de você.</w:t>
       </w:r>
@@ -1425,25 +1534,16 @@
       </w:r>
     </w:p>
     <w:p>
-      <w:pPr>
-        <w:ind w:firstLine="0"/>
-      </w:pPr>
       <w:r>
         <w:t xml:space="preserve">— Filha. Lembra do hospital, lá no Japão? Do dia da cirurgia?</w:t>
       </w:r>
     </w:p>
     <w:p>
-      <w:pPr>
-        <w:ind w:firstLine="0"/>
-      </w:pPr>
       <w:r>
         <w:t xml:space="preserve">— Lembro.</w:t>
       </w:r>
     </w:p>
     <w:p>
-      <w:pPr>
-        <w:ind w:firstLine="0"/>
-      </w:pPr>
       <w:r>
         <w:t xml:space="preserve">— Você me disse que tinha sido tudo ótimo.</w:t>
       </w:r>
@@ -1454,49 +1554,31 @@
       </w:r>
     </w:p>
     <w:p>
-      <w:pPr>
-        <w:ind w:firstLine="0"/>
-      </w:pPr>
       <w:r>
         <w:t xml:space="preserve">— A senhora lembra disso?</w:t>
       </w:r>
     </w:p>
     <w:p>
-      <w:pPr>
-        <w:ind w:firstLine="0"/>
-      </w:pPr>
       <w:r>
         <w:t xml:space="preserve">— Naquela noite, o médico passou no quarto e falou com a enfermeira do lado da minha cama, achando que eu estava dormindo. — Ela disse sem mágoa, arrumando a toalha da mesa com a mão, como quem alisa um lençol. — Japonês eu entendo mais do que vocês pensam. Cresci ouvindo minha mãe brigar com meu pai nessa língua.</w:t>
       </w:r>
     </w:p>
     <w:p>
-      <w:pPr>
-        <w:ind w:firstLine="0"/>
-      </w:pPr>
       <w:r>
         <w:t xml:space="preserve">— A senhora sabia?</w:t>
       </w:r>
     </w:p>
     <w:p>
-      <w:pPr>
-        <w:ind w:firstLine="0"/>
-      </w:pPr>
       <w:r>
         <w:t xml:space="preserve">— Mãe sabe.</w:t>
       </w:r>
     </w:p>
     <w:p>
-      <w:pPr>
-        <w:ind w:firstLine="0"/>
-      </w:pPr>
       <w:r>
         <w:t xml:space="preserve">— E por que a senhora não disse nada?</w:t>
       </w:r>
     </w:p>
     <w:p>
-      <w:pPr>
-        <w:ind w:firstLine="0"/>
-      </w:pPr>
       <w:r>
         <w:t xml:space="preserve">— Porque você precisava que tivesse sido ótimo. E eu também. — Ela deu de ombros. — Você é orgulhosa, filha. Igualzinha a mim. Pessoa orgulhosa acha que está se protegendo, e só está se escondendo.</w:t>
       </w:r>
@@ -1518,7 +1600,25 @@
     </w:p>
     <w:p>
       <w:pPr>
-        <w:pageBreakBefore/>
+        <w:spacing w:before="0" w:after="0" w:line="20" w:lineRule="exact"/>
+        <w:ind w:firstLine="0"/>
+        <w:sectPr>
+          <w:headerReference w:type="even" r:id="rId9"/>
+          <w:headerReference w:type="default" r:id="rIdHCap4"/>
+          <w:headerReference w:type="first" r:id="rIdHVazio"/>
+          <w:footerReference w:type="even" r:id="rId10"/>
+          <w:footerReference w:type="default" r:id="rId10"/>
+          <w:footerReference w:type="first" r:id="rId10"/>
+          <w:type w:val="nextPage"/>
+          <w:pgSz w:w="7920" w:h="12240"/>
+          <w:pgMar w:top="1000" w:right="870" w:bottom="1000" w:left="1150" w:header="560" w:footer="560" w:gutter="0"/>
+          <w:cols w:space="720"/>
+          <w:docGrid w:linePitch="360"/>
+        </w:sectPr>
+      </w:pPr>
+    </w:p>
+    <w:p>
+      <w:pPr>
         <w:spacing w:before="0" w:after="0"/>
         <w:ind w:firstLine="0"/>
       </w:pPr>
@@ -1568,7 +1668,7 @@
     </w:p>
     <w:p>
       <w:pPr>
-        <w:spacing w:before="900" w:after="0" w:line="927" w:lineRule="exact"/>
+        <w:spacing w:before="900" w:after="0" w:line="933" w:lineRule="exact"/>
         <w:ind w:firstLine="0"/>
         <w:jc w:val="left"/>
       </w:pPr>
@@ -1621,18 +1721,33 @@
       </w:r>
     </w:p>
     <w:p>
-      <w:r>
-        <w:br w:type="page"/>
-      </w:r>
+      <w:pPr>
+        <w:spacing w:before="0" w:after="0" w:line="20" w:lineRule="exact"/>
+        <w:ind w:firstLine="0"/>
+        <w:sectPr>
+          <w:headerReference w:type="even" r:id="rIdHVazio"/>
+          <w:headerReference w:type="default" r:id="rIdHVazio"/>
+          <w:headerReference w:type="first" r:id="rIdHVazio"/>
+          <w:footerReference w:type="even" r:id="rIdFVazio"/>
+          <w:footerReference w:type="default" r:id="rIdFVazio"/>
+          <w:footerReference w:type="first" r:id="rIdFVazio"/>
+          <w:type w:val="nextPage"/>
+          <w:pgSz w:w="7920" w:h="12240"/>
+          <w:pgMar w:top="1000" w:right="870" w:bottom="1000" w:left="1150" w:header="560" w:footer="560" w:gutter="0"/>
+          <w:cols w:space="720"/>
+          <w:docGrid w:linePitch="360"/>
+        </w:sectPr>
+      </w:pPr>
     </w:p>
     <w:p>
       <w:pPr>
-        <w:spacing w:before="240" w:after="240"/>
+        <w:keepNext/>
+        <w:spacing w:before="200" w:after="200"/>
         <w:ind w:firstLine="0"/>
         <w:jc w:val="center"/>
       </w:pPr>
       <w:r>
-        <w:t xml:space="preserve">*</w:t>
+        <w:t xml:space="preserve">*   *   *</w:t>
       </w:r>
     </w:p>
     <w:p>
@@ -1659,25 +1774,16 @@
       </w:r>
     </w:p>
     <w:p>
-      <w:pPr>
-        <w:ind w:firstLine="0"/>
-      </w:pPr>
       <w:r>
         <w:t xml:space="preserve">— Eu errei — eu disse.</w:t>
       </w:r>
     </w:p>
     <w:p>
-      <w:pPr>
-        <w:ind w:firstLine="0"/>
-      </w:pPr>
       <w:r>
         <w:t xml:space="preserve">Ele ficou me olhando.</w:t>
       </w:r>
     </w:p>
     <w:p>
-      <w:pPr>
-        <w:ind w:firstLine="0"/>
-      </w:pPr>
       <w:r>
         <w:t xml:space="preserve">— Eu errei, Momo. Não tem desculpa. Não foi o cansaço, não foi o trabalho. Eu errei.</w:t>
       </w:r>
@@ -1688,9 +1794,6 @@
       </w:r>
     </w:p>
     <w:p>
-      <w:pPr>
-        <w:ind w:firstLine="0"/>
-      </w:pPr>
       <w:r>
         <w:t xml:space="preserve">— Eu também — disse ele. — Eu fiquei quieto tempo demais. Eu achei que ficar quieto era ficar.</w:t>
       </w:r>
@@ -1706,22 +1809,71 @@
       </w:r>
     </w:p>
     <w:p>
+      <w:pPr>
+        <w:spacing w:before="0" w:after="0" w:line="20" w:lineRule="exact"/>
+        <w:ind w:firstLine="0"/>
+        <w:sectPr>
+          <w:headerReference w:type="even" r:id="rId9"/>
+          <w:headerReference w:type="default" r:id="rIdHCap4"/>
+          <w:headerReference w:type="first" r:id="rIdHVazio"/>
+          <w:footerReference w:type="even" r:id="rId10"/>
+          <w:footerReference w:type="default" r:id="rId10"/>
+          <w:footerReference w:type="first" r:id="rId10"/>
+          <w:type w:val="nextPage"/>
+          <w:pgSz w:w="7920" w:h="12240"/>
+          <w:pgMar w:top="1000" w:right="870" w:bottom="1000" w:left="1150" w:header="560" w:footer="560" w:gutter="0"/>
+          <w:cols w:space="720"/>
+          <w:docGrid w:linePitch="360"/>
+        </w:sectPr>
+      </w:pPr>
+    </w:p>
+    <w:p>
+      <w:pPr>
+        <w:keepNext/>
+        <w:spacing w:before="1500" w:after="160" w:line="240" w:lineRule="auto"/>
+        <w:ind w:firstLine="0"/>
+        <w:jc w:val="center"/>
+      </w:pPr>
       <w:r>
-        <w:br w:type="page"/>
+        <w:rPr>
+          <w:rFonts w:ascii="EB Garamond" w:hAnsi="EB Garamond"/>
+          <w:color w:val="555555"/>
+          <w:spacing w:val="40"/>
+          <w:sz w:val="19"/>
+          <w:szCs w:val="19"/>
+        </w:rPr>
+        <w:t xml:space="preserve">CAPÍTULO 29</w:t>
       </w:r>
     </w:p>
     <w:p>
       <w:pPr>
-        <w:pStyle w:val="MyChapterTitle"/>
-        <w:spacing w:before="1440" w:after="560"/>
+        <w:keepNext/>
+        <w:spacing w:before="0" w:after="900" w:line="240" w:lineRule="auto"/>
+        <w:ind w:firstLine="0"/>
+        <w:jc w:val="center"/>
       </w:pPr>
       <w:r>
-        <w:t xml:space="preserve">CAPÍTULO 29 — AS ÁGUAS</w:t>
+        <w:rPr>
+          <w:rFonts w:ascii="EB Garamond" w:hAnsi="EB Garamond"/>
+          <w:spacing w:val="10"/>
+          <w:sz w:val="34"/>
+          <w:szCs w:val="34"/>
+        </w:rPr>
+        <w:t xml:space="preserve">AS ÁGUAS</w:t>
       </w:r>
     </w:p>
     <w:p>
+      <w:pPr>
+        <w:ind w:firstLine="0"/>
+      </w:pPr>
       <w:r>
-        <w:t xml:space="preserve">Enquanto eu estava no Brasil, a Mity tentou montar o cubo mágico durante três semanas, e durante três semanas o cubo voltou para a caixa desmontado.</w:t>
+        <w:rPr>
+          <w:smallCaps/>
+        </w:rPr>
+        <w:t xml:space="preserve">Enquanto eu estava no</w:t>
+      </w:r>
+      <w:r>
+        <w:t xml:space="preserve"> Brasil, a Mity tentou montar o cubo mágico durante três semanas, e durante três semanas o cubo voltou para a caixa desmontado.</w:t>
       </w:r>
     </w:p>
     <w:p>
@@ -1730,9 +1882,6 @@
       </w:r>
     </w:p>
     <w:p>
-      <w:pPr>
-        <w:ind w:firstLine="0"/>
-      </w:pPr>
       <w:r>
         <w:t xml:space="preserve">— Eu também vou aprender — eu disse.</w:t>
       </w:r>
@@ -1743,17 +1892,11 @@
       </w:r>
     </w:p>
     <w:p>
-      <w:pPr>
-        <w:ind w:firstLine="0"/>
-      </w:pPr>
       <w:r>
         <w:t xml:space="preserve">— Você, mãe?</w:t>
       </w:r>
     </w:p>
     <w:p>
-      <w:pPr>
-        <w:ind w:firstLine="0"/>
-      </w:pPr>
       <w:r>
         <w:t xml:space="preserve">— Eu.</w:t>
       </w:r>
@@ -1774,17 +1917,11 @@
       </w:r>
     </w:p>
     <w:p>
-      <w:pPr>
-        <w:ind w:firstLine="0"/>
-      </w:pPr>
       <w:r>
         <w:t xml:space="preserve">— Foi você?</w:t>
       </w:r>
     </w:p>
     <w:p>
-      <w:pPr>
-        <w:ind w:firstLine="0"/>
-      </w:pPr>
       <w:r>
         <w:t xml:space="preserve">— Às três da manhã.</w:t>
       </w:r>
@@ -1796,12 +1933,13 @@
     </w:p>
     <w:p>
       <w:pPr>
-        <w:spacing w:before="240" w:after="240"/>
+        <w:keepNext/>
+        <w:spacing w:before="200" w:after="200"/>
         <w:ind w:firstLine="0"/>
         <w:jc w:val="center"/>
       </w:pPr>
       <w:r>
-        <w:t xml:space="preserve">*</w:t>
+        <w:t xml:space="preserve">*   *   *</w:t>
       </w:r>
     </w:p>
     <w:p>
@@ -1824,12 +1962,13 @@
     </w:p>
     <w:p>
       <w:pPr>
-        <w:spacing w:before="240" w:after="240"/>
+        <w:keepNext/>
+        <w:spacing w:before="200" w:after="200"/>
         <w:ind w:firstLine="0"/>
         <w:jc w:val="center"/>
       </w:pPr>
       <w:r>
-        <w:t xml:space="preserve">*</w:t>
+        <w:t xml:space="preserve">*   *   *</w:t>
       </w:r>
     </w:p>
     <w:p>
@@ -1851,9 +1990,6 @@
       </w:r>
     </w:p>
     <w:p>
-      <w:pPr>
-        <w:ind w:firstLine="0"/>
-      </w:pPr>
       <w:r>
         <w:t xml:space="preserve">— "Não fui eu que ordenei a você? Seja forte e corajoso! Não se apavore nem desanime, pois o Senhor, o seu Deus, estará com você por onde você andar."</w:t>
       </w:r>
@@ -1875,12 +2011,13 @@
     </w:p>
     <w:p>
       <w:pPr>
-        <w:spacing w:before="240" w:after="240"/>
+        <w:keepNext/>
+        <w:spacing w:before="200" w:after="200"/>
         <w:ind w:firstLine="0"/>
         <w:jc w:val="center"/>
       </w:pPr>
       <w:r>
-        <w:t xml:space="preserve">*</w:t>
+        <w:t xml:space="preserve">*   *   *</w:t>
       </w:r>
     </w:p>
     <w:p>
@@ -1908,7 +2045,26 @@
     </w:p>
     <w:p>
       <w:pPr>
-        <w:pageBreakBefore/>
+        <w:spacing w:before="0" w:after="0" w:line="20" w:lineRule="exact"/>
+        <w:ind w:firstLine="0"/>
+        <w:sectPr>
+          <w:headerReference w:type="even" r:id="rId9"/>
+          <w:headerReference w:type="default" r:id="rIdHCap5"/>
+          <w:headerReference w:type="first" r:id="rIdHVazio"/>
+          <w:footerReference w:type="even" r:id="rId10"/>
+          <w:footerReference w:type="default" r:id="rId10"/>
+          <w:footerReference w:type="first" r:id="rId10"/>
+          <w:type w:val="nextPage"/>
+          <w:pgSz w:w="7920" w:h="12240"/>
+          <w:pgMar w:top="1000" w:right="870" w:bottom="1000" w:left="1150" w:header="560" w:footer="560" w:gutter="0"/>
+          <w:cols w:space="720"/>
+          <w:titlePg/>
+          <w:docGrid w:linePitch="360"/>
+        </w:sectPr>
+      </w:pPr>
+    </w:p>
+    <w:p>
+      <w:pPr>
         <w:spacing w:before="0" w:after="0"/>
         <w:ind w:firstLine="0"/>
       </w:pPr>
@@ -1958,7 +2114,7 @@
     </w:p>
     <w:p>
       <w:pPr>
-        <w:spacing w:before="900" w:after="0" w:line="993" w:lineRule="exact"/>
+        <w:spacing w:before="900" w:after="0" w:line="1000" w:lineRule="exact"/>
         <w:ind w:firstLine="0"/>
         <w:jc w:val="right"/>
       </w:pPr>
@@ -1967,8 +2123,8 @@
           <w:rFonts w:ascii="Bebas Neue" w:hAnsi="Bebas Neue" w:cs="Bebas Neue"/>
           <w:caps/>
           <w:color w:val="A9A9A4"/>
-          <w:sz w:val="96"/>
-          <w:szCs w:val="96"/>
+          <w:sz w:val="98"/>
+          <w:szCs w:val="98"/>
         </w:rPr>
         <w:t xml:space="preserve">UMA TORRE ENORME, FIRME, QUE </w:t>
       </w:r>
@@ -1977,8 +2133,8 @@
           <w:rFonts w:ascii="Bebas Neue" w:hAnsi="Bebas Neue" w:cs="Bebas Neue"/>
           <w:caps/>
           <w:color w:val="FFFFFF"/>
-          <w:sz w:val="96"/>
-          <w:szCs w:val="96"/>
+          <w:sz w:val="98"/>
+          <w:szCs w:val="98"/>
         </w:rPr>
         <w:t xml:space="preserve">NÃO PEDIA DESCULPA PELO TAMANHO</w:t>
       </w:r>
@@ -1987,25 +2143,40 @@
           <w:rFonts w:ascii="Bebas Neue" w:hAnsi="Bebas Neue" w:cs="Bebas Neue"/>
           <w:caps/>
           <w:color w:val="A9A9A4"/>
-          <w:sz w:val="96"/>
-          <w:szCs w:val="96"/>
+          <w:sz w:val="98"/>
+          <w:szCs w:val="98"/>
         </w:rPr>
         <w:t xml:space="preserve">.</w:t>
       </w:r>
     </w:p>
     <w:p>
-      <w:r>
-        <w:br w:type="page"/>
-      </w:r>
+      <w:pPr>
+        <w:spacing w:before="0" w:after="0" w:line="20" w:lineRule="exact"/>
+        <w:ind w:firstLine="0"/>
+        <w:sectPr>
+          <w:headerReference w:type="even" r:id="rIdHVazio"/>
+          <w:headerReference w:type="default" r:id="rIdHVazio"/>
+          <w:headerReference w:type="first" r:id="rIdHVazio"/>
+          <w:footerReference w:type="even" r:id="rIdFVazio"/>
+          <w:footerReference w:type="default" r:id="rIdFVazio"/>
+          <w:footerReference w:type="first" r:id="rIdFVazio"/>
+          <w:type w:val="nextPage"/>
+          <w:pgSz w:w="7920" w:h="12240"/>
+          <w:pgMar w:top="1000" w:right="870" w:bottom="1000" w:left="1150" w:header="560" w:footer="560" w:gutter="0"/>
+          <w:cols w:space="720"/>
+          <w:docGrid w:linePitch="360"/>
+        </w:sectPr>
+      </w:pPr>
     </w:p>
     <w:p>
       <w:pPr>
-        <w:spacing w:before="240" w:after="240"/>
+        <w:keepNext/>
+        <w:spacing w:before="200" w:after="200"/>
         <w:ind w:firstLine="0"/>
         <w:jc w:val="center"/>
       </w:pPr>
       <w:r>
-        <w:t xml:space="preserve">*</w:t>
+        <w:t xml:space="preserve">*   *   *</w:t>
       </w:r>
     </w:p>
     <w:p>
@@ -2037,9 +2208,6 @@
       </w:r>
     </w:p>
     <w:p>
-      <w:pPr>
-        <w:ind w:firstLine="0"/>
-      </w:pPr>
       <w:r>
         <w:t xml:space="preserve">— Vem pra frente — disse.</w:t>
       </w:r>
@@ -2051,12 +2219,13 @@
     </w:p>
     <w:p>
       <w:pPr>
-        <w:spacing w:before="240" w:after="240"/>
+        <w:keepNext/>
+        <w:spacing w:before="200" w:after="200"/>
         <w:ind w:firstLine="0"/>
         <w:jc w:val="center"/>
       </w:pPr>
       <w:r>
-        <w:t xml:space="preserve">*</w:t>
+        <w:t xml:space="preserve">*   *   *</w:t>
       </w:r>
     </w:p>
     <w:p>
@@ -2093,9 +2262,6 @@
       </w:r>
     </w:p>
     <w:p>
-      <w:pPr>
-        <w:ind w:firstLine="0"/>
-      </w:pPr>
       <w:r>
         <w:t xml:space="preserve">— Isso aqui sou eu? — ela perguntou, baixinho.</w:t>
       </w:r>
@@ -2106,10 +2272,15 @@
       </w:r>
     </w:p>
     <w:sectPr>
-      <w:headerReference w:type="default" r:id="rId9"/>
+      <w:headerReference w:type="even" r:id="rId9"/>
+      <w:headerReference w:type="default" r:id="rIdHCap5"/>
+      <w:headerReference w:type="first" r:id="rIdHVazio"/>
+      <w:footerReference w:type="even" r:id="rId10"/>
       <w:footerReference w:type="default" r:id="rId10"/>
+      <w:footerReference w:type="first" r:id="rId10"/>
+      <w:type w:val="nextPage"/>
       <w:pgSz w:w="7920" w:h="12240"/>
-      <w:pgMar w:top="1037" w:right="979" w:bottom="1037" w:left="1123" w:header="403" w:footer="461" w:gutter="0"/>
+      <w:pgMar w:top="1000" w:right="870" w:bottom="1000" w:left="1150" w:header="560" w:footer="560" w:gutter="0"/>
       <w:cols w:space="720"/>
       <w:docGrid w:linePitch="360"/>
     </w:sectPr>
@@ -2137,6 +2308,17 @@
 </w:ftr>
 </file>
 
+<file path=word/footer_vazio.xml><?xml version="1.0" encoding="utf-8"?>
+<w:ftr xmlns:m="http://schemas.openxmlformats.org/officeDocument/2006/math" xmlns:mc="http://schemas.openxmlformats.org/markup-compatibility/2006" xmlns:mo="http://schemas.microsoft.com/office/mac/office/2008/main" xmlns:mv="urn:schemas-microsoft-com:mac:vml" xmlns:o="urn:schemas-microsoft-com:office:office" xmlns:r="http://schemas.openxmlformats.org/officeDocument/2006/relationships" xmlns:v="urn:schemas-microsoft-com:vml" xmlns:w10="urn:schemas-microsoft-com:office:word" xmlns:w14="http://schemas.microsoft.com/office/word/2010/wordml" xmlns:w="http://schemas.openxmlformats.org/wordprocessingml/2006/main" xmlns:wne="http://schemas.microsoft.com/office/word/2006/wordml" xmlns:wp14="http://schemas.microsoft.com/office/word/2010/wordprocessingDrawing" xmlns:wp="http://schemas.openxmlformats.org/drawingml/2006/wordprocessingDrawing" xmlns:wpc="http://schemas.microsoft.com/office/word/2010/wordprocessingCanvas" xmlns:wpg="http://schemas.microsoft.com/office/word/2010/wordprocessingGroup" xmlns:wpi="http://schemas.microsoft.com/office/word/2010/wordprocessingInk" xmlns:wps="http://schemas.microsoft.com/office/word/2010/wordprocessingShape" mc:Ignorable="w14 wp14">
+  <w:p>
+    <w:pPr>
+      <w:pStyle w:val="Header"/>
+      <w:jc w:val="center"/>
+    </w:pPr>
+  </w:p>
+</w:ftr>
+</file>
+
 <file path=word/header1.xml><?xml version="1.0" encoding="utf-8"?>
 <w:hdr xmlns:m="http://schemas.openxmlformats.org/officeDocument/2006/math" xmlns:mc="http://schemas.openxmlformats.org/markup-compatibility/2006" xmlns:mo="http://schemas.microsoft.com/office/mac/office/2008/main" xmlns:mv="urn:schemas-microsoft-com:mac:vml" xmlns:o="urn:schemas-microsoft-com:office:office" xmlns:r="http://schemas.openxmlformats.org/officeDocument/2006/relationships" xmlns:v="urn:schemas-microsoft-com:vml" xmlns:w10="urn:schemas-microsoft-com:office:word" xmlns:w14="http://schemas.microsoft.com/office/word/2010/wordml" xmlns:w="http://schemas.openxmlformats.org/wordprocessingml/2006/main" xmlns:wne="http://schemas.microsoft.com/office/word/2006/wordml" xmlns:wp14="http://schemas.microsoft.com/office/word/2010/wordprocessingDrawing" xmlns:wp="http://schemas.openxmlformats.org/drawingml/2006/wordprocessingDrawing" xmlns:wpc="http://schemas.microsoft.com/office/word/2010/wordprocessingCanvas" xmlns:wpg="http://schemas.microsoft.com/office/word/2010/wordprocessingGroup" xmlns:wpi="http://schemas.microsoft.com/office/word/2010/wordprocessingInk" xmlns:wps="http://schemas.microsoft.com/office/word/2010/wordprocessingShape" mc:Ignorable="w14 wp14">
   <w:p>
@@ -2152,6 +2334,112 @@
       </w:rPr>
       <w:t>A MENINA ELEFANTE</w:t>
     </w:r>
+  </w:p>
+</w:hdr>
+</file>
+
+<file path=word/header_cap1.xml><?xml version="1.0" encoding="utf-8"?>
+<w:hdr xmlns:m="http://schemas.openxmlformats.org/officeDocument/2006/math" xmlns:mc="http://schemas.openxmlformats.org/markup-compatibility/2006" xmlns:mo="http://schemas.microsoft.com/office/mac/office/2008/main" xmlns:mv="urn:schemas-microsoft-com:mac:vml" xmlns:o="urn:schemas-microsoft-com:office:office" xmlns:r="http://schemas.openxmlformats.org/officeDocument/2006/relationships" xmlns:v="urn:schemas-microsoft-com:vml" xmlns:w10="urn:schemas-microsoft-com:office:word" xmlns:w14="http://schemas.microsoft.com/office/word/2010/wordml" xmlns:w="http://schemas.openxmlformats.org/wordprocessingml/2006/main" xmlns:wne="http://schemas.microsoft.com/office/word/2006/wordml" xmlns:wp14="http://schemas.microsoft.com/office/word/2010/wordprocessingDrawing" xmlns:wp="http://schemas.openxmlformats.org/drawingml/2006/wordprocessingDrawing" xmlns:wpc="http://schemas.microsoft.com/office/word/2010/wordprocessingCanvas" xmlns:wpg="http://schemas.microsoft.com/office/word/2010/wordprocessingGroup" xmlns:wpi="http://schemas.microsoft.com/office/word/2010/wordprocessingInk" xmlns:wps="http://schemas.microsoft.com/office/word/2010/wordprocessingShape" mc:Ignorable="w14 wp14">
+  <w:p>
+    <w:pPr>
+      <w:pStyle w:val="Header"/>
+      <w:jc w:val="center"/>
+    </w:pPr>
+    <w:r>
+      <w:rPr>
+        <w:rFonts w:ascii="EB Garamond" w:hAnsi="EB Garamond"/>
+        <w:i/>
+        <w:sz w:val="17"/>
+      </w:rPr>
+      <w:t xml:space="preserve">O AUGE</w:t>
+    </w:r>
+  </w:p>
+</w:hdr>
+</file>
+
+<file path=word/header_cap2.xml><?xml version="1.0" encoding="utf-8"?>
+<w:hdr xmlns:m="http://schemas.openxmlformats.org/officeDocument/2006/math" xmlns:mc="http://schemas.openxmlformats.org/markup-compatibility/2006" xmlns:mo="http://schemas.microsoft.com/office/mac/office/2008/main" xmlns:mv="urn:schemas-microsoft-com:mac:vml" xmlns:o="urn:schemas-microsoft-com:office:office" xmlns:r="http://schemas.openxmlformats.org/officeDocument/2006/relationships" xmlns:v="urn:schemas-microsoft-com:vml" xmlns:w10="urn:schemas-microsoft-com:office:word" xmlns:w14="http://schemas.microsoft.com/office/word/2010/wordml" xmlns:w="http://schemas.openxmlformats.org/wordprocessingml/2006/main" xmlns:wne="http://schemas.microsoft.com/office/word/2006/wordml" xmlns:wp14="http://schemas.microsoft.com/office/word/2010/wordprocessingDrawing" xmlns:wp="http://schemas.openxmlformats.org/drawingml/2006/wordprocessingDrawing" xmlns:wpc="http://schemas.microsoft.com/office/word/2010/wordprocessingCanvas" xmlns:wpg="http://schemas.microsoft.com/office/word/2010/wordprocessingGroup" xmlns:wpi="http://schemas.microsoft.com/office/word/2010/wordprocessingInk" xmlns:wps="http://schemas.microsoft.com/office/word/2010/wordprocessingShape" mc:Ignorable="w14 wp14">
+  <w:p>
+    <w:pPr>
+      <w:pStyle w:val="Header"/>
+      <w:jc w:val="center"/>
+    </w:pPr>
+    <w:r>
+      <w:rPr>
+        <w:rFonts w:ascii="EB Garamond" w:hAnsi="EB Garamond"/>
+        <w:i/>
+        <w:sz w:val="17"/>
+      </w:rPr>
+      <w:t xml:space="preserve">A HISTÓRIA DO ELEFANTE</w:t>
+    </w:r>
+  </w:p>
+</w:hdr>
+</file>
+
+<file path=word/header_cap3.xml><?xml version="1.0" encoding="utf-8"?>
+<w:hdr xmlns:m="http://schemas.openxmlformats.org/officeDocument/2006/math" xmlns:mc="http://schemas.openxmlformats.org/markup-compatibility/2006" xmlns:mo="http://schemas.microsoft.com/office/mac/office/2008/main" xmlns:mv="urn:schemas-microsoft-com:mac:vml" xmlns:o="urn:schemas-microsoft-com:office:office" xmlns:r="http://schemas.openxmlformats.org/officeDocument/2006/relationships" xmlns:v="urn:schemas-microsoft-com:vml" xmlns:w10="urn:schemas-microsoft-com:office:word" xmlns:w14="http://schemas.microsoft.com/office/word/2010/wordml" xmlns:w="http://schemas.openxmlformats.org/wordprocessingml/2006/main" xmlns:wne="http://schemas.microsoft.com/office/word/2006/wordml" xmlns:wp14="http://schemas.microsoft.com/office/word/2010/wordprocessingDrawing" xmlns:wp="http://schemas.openxmlformats.org/drawingml/2006/wordprocessingDrawing" xmlns:wpc="http://schemas.microsoft.com/office/word/2010/wordprocessingCanvas" xmlns:wpg="http://schemas.microsoft.com/office/word/2010/wordprocessingGroup" xmlns:wpi="http://schemas.microsoft.com/office/word/2010/wordprocessingInk" xmlns:wps="http://schemas.microsoft.com/office/word/2010/wordprocessingShape" mc:Ignorable="w14 wp14">
+  <w:p>
+    <w:pPr>
+      <w:pStyle w:val="Header"/>
+      <w:jc w:val="center"/>
+    </w:pPr>
+    <w:r>
+      <w:rPr>
+        <w:rFonts w:ascii="EB Garamond" w:hAnsi="EB Garamond"/>
+        <w:i/>
+        <w:sz w:val="17"/>
+      </w:rPr>
+      <w:t xml:space="preserve">O SALTO</w:t>
+    </w:r>
+  </w:p>
+</w:hdr>
+</file>
+
+<file path=word/header_cap4.xml><?xml version="1.0" encoding="utf-8"?>
+<w:hdr xmlns:m="http://schemas.openxmlformats.org/officeDocument/2006/math" xmlns:mc="http://schemas.openxmlformats.org/markup-compatibility/2006" xmlns:mo="http://schemas.microsoft.com/office/mac/office/2008/main" xmlns:mv="urn:schemas-microsoft-com:mac:vml" xmlns:o="urn:schemas-microsoft-com:office:office" xmlns:r="http://schemas.openxmlformats.org/officeDocument/2006/relationships" xmlns:v="urn:schemas-microsoft-com:vml" xmlns:w10="urn:schemas-microsoft-com:office:word" xmlns:w14="http://schemas.microsoft.com/office/word/2010/wordml" xmlns:w="http://schemas.openxmlformats.org/wordprocessingml/2006/main" xmlns:wne="http://schemas.microsoft.com/office/word/2006/wordml" xmlns:wp14="http://schemas.microsoft.com/office/word/2010/wordprocessingDrawing" xmlns:wp="http://schemas.openxmlformats.org/drawingml/2006/wordprocessingDrawing" xmlns:wpc="http://schemas.microsoft.com/office/word/2010/wordprocessingCanvas" xmlns:wpg="http://schemas.microsoft.com/office/word/2010/wordprocessingGroup" xmlns:wpi="http://schemas.microsoft.com/office/word/2010/wordprocessingInk" xmlns:wps="http://schemas.microsoft.com/office/word/2010/wordprocessingShape" mc:Ignorable="w14 wp14">
+  <w:p>
+    <w:pPr>
+      <w:pStyle w:val="Header"/>
+      <w:jc w:val="center"/>
+    </w:pPr>
+    <w:r>
+      <w:rPr>
+        <w:rFonts w:ascii="EB Garamond" w:hAnsi="EB Garamond"/>
+        <w:i/>
+        <w:sz w:val="17"/>
+      </w:rPr>
+      <w:t xml:space="preserve">RECOMEÇO</w:t>
+    </w:r>
+  </w:p>
+</w:hdr>
+</file>
+
+<file path=word/header_cap5.xml><?xml version="1.0" encoding="utf-8"?>
+<w:hdr xmlns:m="http://schemas.openxmlformats.org/officeDocument/2006/math" xmlns:mc="http://schemas.openxmlformats.org/markup-compatibility/2006" xmlns:mo="http://schemas.microsoft.com/office/mac/office/2008/main" xmlns:mv="urn:schemas-microsoft-com:mac:vml" xmlns:o="urn:schemas-microsoft-com:office:office" xmlns:r="http://schemas.openxmlformats.org/officeDocument/2006/relationships" xmlns:v="urn:schemas-microsoft-com:vml" xmlns:w10="urn:schemas-microsoft-com:office:word" xmlns:w14="http://schemas.microsoft.com/office/word/2010/wordml" xmlns:w="http://schemas.openxmlformats.org/wordprocessingml/2006/main" xmlns:wne="http://schemas.microsoft.com/office/word/2006/wordml" xmlns:wp14="http://schemas.microsoft.com/office/word/2010/wordprocessingDrawing" xmlns:wp="http://schemas.openxmlformats.org/drawingml/2006/wordprocessingDrawing" xmlns:wpc="http://schemas.microsoft.com/office/word/2010/wordprocessingCanvas" xmlns:wpg="http://schemas.microsoft.com/office/word/2010/wordprocessingGroup" xmlns:wpi="http://schemas.microsoft.com/office/word/2010/wordprocessingInk" xmlns:wps="http://schemas.microsoft.com/office/word/2010/wordprocessingShape" mc:Ignorable="w14 wp14">
+  <w:p>
+    <w:pPr>
+      <w:pStyle w:val="Header"/>
+      <w:jc w:val="center"/>
+    </w:pPr>
+    <w:r>
+      <w:rPr>
+        <w:rFonts w:ascii="EB Garamond" w:hAnsi="EB Garamond"/>
+        <w:i/>
+        <w:sz w:val="17"/>
+      </w:rPr>
+      <w:t xml:space="preserve">AS ÁGUAS</w:t>
+    </w:r>
+  </w:p>
+</w:hdr>
+</file>
+
+<file path=word/header_vazio.xml><?xml version="1.0" encoding="utf-8"?>
+<w:hdr xmlns:m="http://schemas.openxmlformats.org/officeDocument/2006/math" xmlns:mc="http://schemas.openxmlformats.org/markup-compatibility/2006" xmlns:mo="http://schemas.microsoft.com/office/mac/office/2008/main" xmlns:mv="urn:schemas-microsoft-com:mac:vml" xmlns:o="urn:schemas-microsoft-com:office:office" xmlns:r="http://schemas.openxmlformats.org/officeDocument/2006/relationships" xmlns:v="urn:schemas-microsoft-com:vml" xmlns:w10="urn:schemas-microsoft-com:office:word" xmlns:w14="http://schemas.microsoft.com/office/word/2010/wordml" xmlns:w="http://schemas.openxmlformats.org/wordprocessingml/2006/main" xmlns:wne="http://schemas.microsoft.com/office/word/2006/wordml" xmlns:wp14="http://schemas.microsoft.com/office/word/2010/wordprocessingDrawing" xmlns:wp="http://schemas.openxmlformats.org/drawingml/2006/wordprocessingDrawing" xmlns:wpc="http://schemas.microsoft.com/office/word/2010/wordprocessingCanvas" xmlns:wpg="http://schemas.microsoft.com/office/word/2010/wordprocessingGroup" xmlns:wpi="http://schemas.microsoft.com/office/word/2010/wordprocessingInk" xmlns:wps="http://schemas.microsoft.com/office/word/2010/wordprocessingShape" mc:Ignorable="w14 wp14">
+  <w:p>
+    <w:pPr>
+      <w:pStyle w:val="Header"/>
+      <w:jc w:val="center"/>
+    </w:pPr>
   </w:p>
 </w:hdr>
 </file>
@@ -2367,7 +2655,7 @@
         <w:rFonts w:asciiTheme="minorHAnsi" w:eastAsiaTheme="minorEastAsia" w:hAnsiTheme="minorHAnsi" w:cstheme="minorBidi"/>
         <w:sz w:val="22"/>
         <w:szCs w:val="22"/>
-        <w:lang w:val="en-US" w:eastAsia="en-US" w:bidi="ar-SA"/>
+        <w:lang w:val="pt-BR" w:eastAsia="ja-JP" w:bidi="ar-SA"/>
       </w:rPr>
     </w:rPrDefault>
     <w:pPrDefault>
@@ -2518,15 +2806,17 @@
   <w:style w:type="paragraph" w:default="1" w:styleId="Normal">
     <w:name w:val="Normal"/>
     <w:qFormat/>
-    <w:rsid w:val="00FC693F"/>
-    <w:pPr>
-      <w:spacing w:line="307" w:lineRule="auto" w:after="44"/>
-      <w:ind w:firstLine="331"/>
+    <w:pPr>
+      <w:widowControl/>
+      <w:spacing w:after="0" w:line="352" w:lineRule="exact"/>
+      <w:ind w:firstLine="340"/>
       <w:jc w:val="both"/>
     </w:pPr>
     <w:rPr>
-      <w:rFonts w:ascii="EB Garamond" w:hAnsi="EB Garamond" w:eastAsia="EB Garamond"/>
-      <w:sz w:val="26"/>
+      <w:rFonts w:ascii="EB Garamond" w:hAnsi="EB Garamond" w:eastAsia="EB Garamond" w:cs="EB Garamond"/>
+      <w:sz w:val="24"/>
+      <w:szCs w:val="24"/>
+      <w:lang w:val="pt-BR"/>
     </w:rPr>
   </w:style>
   <w:style w:type="paragraph" w:styleId="Header">
@@ -2542,6 +2832,8 @@
         <w:tab w:val="right" w:pos="9360"/>
       </w:tabs>
       <w:spacing w:after="0" w:line="240" w:lineRule="auto"/>
+      <w:ind w:firstLine="0"/>
+      <w:jc w:val="center"/>
     </w:pPr>
   </w:style>
   <w:style w:type="character" w:customStyle="1" w:styleId="HeaderChar">
@@ -2564,6 +2856,8 @@
         <w:tab w:val="right" w:pos="9360"/>
       </w:tabs>
       <w:spacing w:after="0" w:line="240" w:lineRule="auto"/>
+      <w:ind w:firstLine="0"/>
+      <w:jc w:val="center"/>
     </w:pPr>
   </w:style>
   <w:style w:type="character" w:customStyle="1" w:styleId="FooterChar">

--- a/menina_elefante/saidas/A_Menina_Elefante_V2_Parte_VI.docx
+++ b/menina_elefante/saidas/A_Menina_Elefante_V2_Parte_VI.docx
@@ -648,7 +648,7 @@
               <a:graphicData uri="http://schemas.openxmlformats.org/drawingml/2006/picture">
                 <pic:pic xmlns:pic="http://schemas.openxmlformats.org/drawingml/2006/picture">
                   <pic:nvPicPr>
-                    <pic:cNvPr id="1001" name="destaque_relogio_esq.png"/>
+                    <pic:cNvPr id="1001" name="destaque_oliveira_longa_esq.png"/>
                     <pic:cNvPicPr/>
                   </pic:nvPicPr>
                   <pic:blipFill>
@@ -1029,7 +1029,7 @@
               <a:graphicData uri="http://schemas.openxmlformats.org/drawingml/2006/picture">
                 <pic:pic xmlns:pic="http://schemas.openxmlformats.org/drawingml/2006/picture">
                   <pic:nvPicPr>
-                    <pic:cNvPr id="1002" name="destaque_vinha_dir.png"/>
+                    <pic:cNvPr id="1002" name="destaque_oliveira_cruzada_dir.png"/>
                     <pic:cNvPicPr/>
                   </pic:nvPicPr>
                   <pic:blipFill>
@@ -1317,7 +1317,7 @@
               <a:graphicData uri="http://schemas.openxmlformats.org/drawingml/2006/picture">
                 <pic:pic xmlns:pic="http://schemas.openxmlformats.org/drawingml/2006/picture">
                   <pic:nvPicPr>
-                    <pic:cNvPr id="1003" name="destaque_ramo_esq.png"/>
+                    <pic:cNvPr id="1003" name="destaque_oliveira_arco_esq.png"/>
                     <pic:cNvPicPr/>
                   </pic:nvPicPr>
                   <pic:blipFill>
@@ -1641,7 +1641,7 @@
               <a:graphicData uri="http://schemas.openxmlformats.org/drawingml/2006/picture">
                 <pic:pic xmlns:pic="http://schemas.openxmlformats.org/drawingml/2006/picture">
                   <pic:nvPicPr>
-                    <pic:cNvPr id="1004" name="destaque_relogio_dir.png"/>
+                    <pic:cNvPr id="1004" name="destaque_oliveira_longa_dir.png"/>
                     <pic:cNvPicPr/>
                   </pic:nvPicPr>
                   <pic:blipFill>
@@ -2087,7 +2087,7 @@
               <a:graphicData uri="http://schemas.openxmlformats.org/drawingml/2006/picture">
                 <pic:pic xmlns:pic="http://schemas.openxmlformats.org/drawingml/2006/picture">
                   <pic:nvPicPr>
-                    <pic:cNvPr id="1005" name="destaque_vinha_esq.png"/>
+                    <pic:cNvPr id="1005" name="destaque_oliveira_cruzada_esq.png"/>
                     <pic:cNvPicPr/>
                   </pic:nvPicPr>
                   <pic:blipFill>

--- a/menina_elefante/saidas/A_Menina_Elefante_V2_Parte_VI.docx
+++ b/menina_elefante/saidas/A_Menina_Elefante_V2_Parte_VI.docx
@@ -648,7 +648,7 @@
               <a:graphicData uri="http://schemas.openxmlformats.org/drawingml/2006/picture">
                 <pic:pic xmlns:pic="http://schemas.openxmlformats.org/drawingml/2006/picture">
                   <pic:nvPicPr>
-                    <pic:cNvPr id="1001" name="destaque_oliveira_longa_esq.png"/>
+                    <pic:cNvPr id="1001" name="destaque_oliveira_cruzada_esq_azeitonas.png"/>
                     <pic:cNvPicPr/>
                   </pic:nvPicPr>
                   <pic:blipFill>
@@ -1029,7 +1029,7 @@
               <a:graphicData uri="http://schemas.openxmlformats.org/drawingml/2006/picture">
                 <pic:pic xmlns:pic="http://schemas.openxmlformats.org/drawingml/2006/picture">
                   <pic:nvPicPr>
-                    <pic:cNvPr id="1002" name="destaque_oliveira_cruzada_dir.png"/>
+                    <pic:cNvPr id="1002" name="destaque_oliveira_arco_dir.png"/>
                     <pic:cNvPicPr/>
                   </pic:nvPicPr>
                   <pic:blipFill>
@@ -1056,7 +1056,7 @@
     </w:p>
     <w:p>
       <w:pPr>
-        <w:spacing w:before="900" w:after="0" w:line="969" w:lineRule="exact"/>
+        <w:spacing w:before="900" w:after="0" w:line="914" w:lineRule="exact"/>
         <w:ind w:firstLine="0"/>
         <w:jc w:val="left"/>
       </w:pPr>
@@ -1065,8 +1065,8 @@
           <w:rFonts w:ascii="Bebas Neue" w:hAnsi="Bebas Neue" w:cs="Bebas Neue"/>
           <w:caps/>
           <w:color w:val="A9A9A4"/>
-          <w:sz w:val="94"/>
-          <w:szCs w:val="94"/>
+          <w:sz w:val="88"/>
+          <w:szCs w:val="88"/>
         </w:rPr>
         <w:t xml:space="preserve">EU SENTI O MEDO INTEIRO, </w:t>
       </w:r>
@@ -1075,8 +1075,8 @@
           <w:rFonts w:ascii="Bebas Neue" w:hAnsi="Bebas Neue" w:cs="Bebas Neue"/>
           <w:caps/>
           <w:color w:val="FFFFFF"/>
-          <w:sz w:val="94"/>
-          <w:szCs w:val="94"/>
+          <w:sz w:val="88"/>
+          <w:szCs w:val="88"/>
         </w:rPr>
         <w:t xml:space="preserve">DO TAMANHO DO MEU CORPO</w:t>
       </w:r>
@@ -1085,8 +1085,8 @@
           <w:rFonts w:ascii="Bebas Neue" w:hAnsi="Bebas Neue" w:cs="Bebas Neue"/>
           <w:caps/>
           <w:color w:val="A9A9A4"/>
-          <w:sz w:val="94"/>
-          <w:szCs w:val="94"/>
+          <w:sz w:val="88"/>
+          <w:szCs w:val="88"/>
         </w:rPr>
         <w:t xml:space="preserve">, SEM TIRAR NADA.</w:t>
       </w:r>
@@ -1317,7 +1317,7 @@
               <a:graphicData uri="http://schemas.openxmlformats.org/drawingml/2006/picture">
                 <pic:pic xmlns:pic="http://schemas.openxmlformats.org/drawingml/2006/picture">
                   <pic:nvPicPr>
-                    <pic:cNvPr id="1003" name="destaque_oliveira_arco_esq.png"/>
+                    <pic:cNvPr id="1003" name="destaque_oliveira_longa_esq.png"/>
                     <pic:cNvPicPr/>
                   </pic:nvPicPr>
                   <pic:blipFill>
@@ -1344,7 +1344,7 @@
     </w:p>
     <w:p>
       <w:pPr>
-        <w:spacing w:before="900" w:after="0" w:line="1105" w:lineRule="exact"/>
+        <w:spacing w:before="900" w:after="0" w:line="1043" w:lineRule="exact"/>
         <w:ind w:firstLine="0"/>
         <w:jc w:val="right"/>
       </w:pPr>
@@ -1353,8 +1353,8 @@
           <w:rFonts w:ascii="Bebas Neue" w:hAnsi="Bebas Neue" w:cs="Bebas Neue"/>
           <w:caps/>
           <w:color w:val="A9A9A4"/>
-          <w:sz w:val="108"/>
-          <w:szCs w:val="108"/>
+          <w:sz w:val="102"/>
+          <w:szCs w:val="102"/>
         </w:rPr>
         <w:t xml:space="preserve">EU CANSEI DE ANDAR ATRÁS. </w:t>
       </w:r>
@@ -1363,8 +1363,8 @@
           <w:rFonts w:ascii="Bebas Neue" w:hAnsi="Bebas Neue" w:cs="Bebas Neue"/>
           <w:caps/>
           <w:color w:val="FFFFFF"/>
-          <w:sz w:val="108"/>
-          <w:szCs w:val="108"/>
+          <w:sz w:val="102"/>
+          <w:szCs w:val="102"/>
         </w:rPr>
         <w:t xml:space="preserve">EU QUERIA ANDAR DO LADO.</w:t>
       </w:r>
@@ -1641,7 +1641,7 @@
               <a:graphicData uri="http://schemas.openxmlformats.org/drawingml/2006/picture">
                 <pic:pic xmlns:pic="http://schemas.openxmlformats.org/drawingml/2006/picture">
                   <pic:nvPicPr>
-                    <pic:cNvPr id="1004" name="destaque_oliveira_longa_dir.png"/>
+                    <pic:cNvPr id="1004" name="destaque_oliveira_coroa_dir_azeitonas.png"/>
                     <pic:cNvPicPr/>
                   </pic:nvPicPr>
                   <pic:blipFill>
@@ -1668,7 +1668,7 @@
     </w:p>
     <w:p>
       <w:pPr>
-        <w:spacing w:before="900" w:after="0" w:line="933" w:lineRule="exact"/>
+        <w:spacing w:before="900" w:after="0" w:line="881" w:lineRule="exact"/>
         <w:ind w:firstLine="0"/>
         <w:jc w:val="left"/>
       </w:pPr>
@@ -1677,8 +1677,8 @@
           <w:rFonts w:ascii="Bebas Neue" w:hAnsi="Bebas Neue" w:cs="Bebas Neue"/>
           <w:caps/>
           <w:color w:val="A9A9A4"/>
-          <w:sz w:val="90"/>
-          <w:szCs w:val="90"/>
+          <w:sz w:val="86"/>
+          <w:szCs w:val="86"/>
         </w:rPr>
         <w:t xml:space="preserve">PESSOA ORGULHOSA ACHA QUE ESTÁ SE PROTEGENDO, E </w:t>
       </w:r>
@@ -1687,8 +1687,8 @@
           <w:rFonts w:ascii="Bebas Neue" w:hAnsi="Bebas Neue" w:cs="Bebas Neue"/>
           <w:caps/>
           <w:color w:val="FFFFFF"/>
-          <w:sz w:val="90"/>
-          <w:szCs w:val="90"/>
+          <w:sz w:val="86"/>
+          <w:szCs w:val="86"/>
         </w:rPr>
         <w:t xml:space="preserve">SÓ ESTÁ SE ESCONDENDO</w:t>
       </w:r>
@@ -1697,8 +1697,8 @@
           <w:rFonts w:ascii="Bebas Neue" w:hAnsi="Bebas Neue" w:cs="Bebas Neue"/>
           <w:caps/>
           <w:color w:val="A9A9A4"/>
-          <w:sz w:val="90"/>
-          <w:szCs w:val="90"/>
+          <w:sz w:val="86"/>
+          <w:szCs w:val="86"/>
         </w:rPr>
         <w:t xml:space="preserve">.</w:t>
       </w:r>
@@ -2114,7 +2114,7 @@
     </w:p>
     <w:p>
       <w:pPr>
-        <w:spacing w:before="900" w:after="0" w:line="1000" w:lineRule="exact"/>
+        <w:spacing w:before="900" w:after="0" w:line="944" w:lineRule="exact"/>
         <w:ind w:firstLine="0"/>
         <w:jc w:val="right"/>
       </w:pPr>
@@ -2123,8 +2123,8 @@
           <w:rFonts w:ascii="Bebas Neue" w:hAnsi="Bebas Neue" w:cs="Bebas Neue"/>
           <w:caps/>
           <w:color w:val="A9A9A4"/>
-          <w:sz w:val="98"/>
-          <w:szCs w:val="98"/>
+          <w:sz w:val="92"/>
+          <w:szCs w:val="92"/>
         </w:rPr>
         <w:t xml:space="preserve">UMA TORRE ENORME, FIRME, QUE </w:t>
       </w:r>
@@ -2133,8 +2133,8 @@
           <w:rFonts w:ascii="Bebas Neue" w:hAnsi="Bebas Neue" w:cs="Bebas Neue"/>
           <w:caps/>
           <w:color w:val="FFFFFF"/>
-          <w:sz w:val="98"/>
-          <w:szCs w:val="98"/>
+          <w:sz w:val="92"/>
+          <w:szCs w:val="92"/>
         </w:rPr>
         <w:t xml:space="preserve">NÃO PEDIA DESCULPA PELO TAMANHO</w:t>
       </w:r>
@@ -2143,8 +2143,8 @@
           <w:rFonts w:ascii="Bebas Neue" w:hAnsi="Bebas Neue" w:cs="Bebas Neue"/>
           <w:caps/>
           <w:color w:val="A9A9A4"/>
-          <w:sz w:val="98"/>
-          <w:szCs w:val="98"/>
+          <w:sz w:val="92"/>
+          <w:szCs w:val="92"/>
         </w:rPr>
         <w:t xml:space="preserve">.</w:t>
       </w:r>
